--- a/paper/SARscope_MolInf_supplement.docx
+++ b/paper/SARscope_MolInf_supplement.docx
@@ -65,7 +65,7 @@
         <w:tc>
           <w:tcPr>
             <w:tcW w:type="dxa" w:w="1188"/>
-            <w:shd w:fill="166C62"/>
+            <w:shd w:fill="FFFFFF"/>
           </w:tcPr>
           <w:p>
             <w:pPr>
@@ -75,8 +75,7 @@
             <w:r>
               <w:rPr>
                 <w:b/>
-                <w:color w:val="FFFFFF"/>
-                <w:sz w:val="17"/>
+                <w:sz w:val="24"/>
               </w:rPr>
               <w:t>Series</w:t>
             </w:r>
@@ -85,7 +84,7 @@
         <w:tc>
           <w:tcPr>
             <w:tcW w:type="dxa" w:w="1188"/>
-            <w:shd w:fill="166C62"/>
+            <w:shd w:fill="FFFFFF"/>
           </w:tcPr>
           <w:p>
             <w:pPr>
@@ -95,8 +94,7 @@
             <w:r>
               <w:rPr>
                 <w:b/>
-                <w:color w:val="FFFFFF"/>
-                <w:sz w:val="17"/>
+                <w:sz w:val="24"/>
               </w:rPr>
               <w:t>Target ID</w:t>
             </w:r>
@@ -105,7 +103,7 @@
         <w:tc>
           <w:tcPr>
             <w:tcW w:type="dxa" w:w="1188"/>
-            <w:shd w:fill="166C62"/>
+            <w:shd w:fill="FFFFFF"/>
           </w:tcPr>
           <w:p>
             <w:pPr>
@@ -115,8 +113,7 @@
             <w:r>
               <w:rPr>
                 <w:b/>
-                <w:color w:val="FFFFFF"/>
-                <w:sz w:val="17"/>
+                <w:sz w:val="24"/>
               </w:rPr>
               <w:t>Assay ID</w:t>
             </w:r>
@@ -125,7 +122,7 @@
         <w:tc>
           <w:tcPr>
             <w:tcW w:type="dxa" w:w="1314"/>
-            <w:shd w:fill="166C62"/>
+            <w:shd w:fill="FFFFFF"/>
           </w:tcPr>
           <w:p>
             <w:pPr>
@@ -135,8 +132,7 @@
             <w:r>
               <w:rPr>
                 <w:b/>
-                <w:color w:val="FFFFFF"/>
-                <w:sz w:val="17"/>
+                <w:sz w:val="24"/>
               </w:rPr>
               <w:t>Document ID</w:t>
             </w:r>
@@ -145,7 +141,7 @@
         <w:tc>
           <w:tcPr>
             <w:tcW w:type="dxa" w:w="1314"/>
-            <w:shd w:fill="166C62"/>
+            <w:shd w:fill="FFFFFF"/>
           </w:tcPr>
           <w:p>
             <w:pPr>
@@ -155,8 +151,7 @@
             <w:r>
               <w:rPr>
                 <w:b/>
-                <w:color w:val="FFFFFF"/>
-                <w:sz w:val="17"/>
+                <w:sz w:val="24"/>
               </w:rPr>
               <w:t>Raw records</w:t>
             </w:r>
@@ -165,7 +160,7 @@
         <w:tc>
           <w:tcPr>
             <w:tcW w:type="dxa" w:w="1585"/>
-            <w:shd w:fill="166C62"/>
+            <w:shd w:fill="FFFFFF"/>
           </w:tcPr>
           <w:p>
             <w:pPr>
@@ -175,8 +170,7 @@
             <w:r>
               <w:rPr>
                 <w:b/>
-                <w:color w:val="FFFFFF"/>
-                <w:sz w:val="17"/>
+                <w:sz w:val="24"/>
               </w:rPr>
               <w:t>Retained records</w:t>
             </w:r>
@@ -185,7 +179,7 @@
         <w:tc>
           <w:tcPr>
             <w:tcW w:type="dxa" w:w="1633"/>
-            <w:shd w:fill="166C62"/>
+            <w:shd w:fill="FFFFFF"/>
           </w:tcPr>
           <w:p>
             <w:pPr>
@@ -195,8 +189,7 @@
             <w:r>
               <w:rPr>
                 <w:b/>
-                <w:color w:val="FFFFFF"/>
-                <w:sz w:val="17"/>
+                <w:sz w:val="24"/>
               </w:rPr>
               <w:t>Curated compounds</w:t>
             </w:r>
@@ -210,7 +203,7 @@
         <w:tc>
           <w:tcPr>
             <w:tcW w:type="dxa" w:w="1188"/>
-            <w:shd w:fill="EDF5F3"/>
+            <w:shd w:fill="FFFFFF"/>
           </w:tcPr>
           <w:p>
             <w:pPr>
@@ -219,7 +212,7 @@
             </w:pPr>
             <w:r>
               <w:rPr>
-                <w:sz w:val="17"/>
+                <w:sz w:val="24"/>
               </w:rPr>
               <w:t>BRAF</w:t>
             </w:r>
@@ -228,7 +221,7 @@
         <w:tc>
           <w:tcPr>
             <w:tcW w:type="dxa" w:w="1188"/>
-            <w:shd w:fill="EDF5F3"/>
+            <w:shd w:fill="FFFFFF"/>
           </w:tcPr>
           <w:p>
             <w:pPr>
@@ -237,7 +230,7 @@
             </w:pPr>
             <w:r>
               <w:rPr>
-                <w:sz w:val="17"/>
+                <w:sz w:val="24"/>
               </w:rPr>
               <w:t>CHEMBL5145</w:t>
             </w:r>
@@ -246,7 +239,7 @@
         <w:tc>
           <w:tcPr>
             <w:tcW w:type="dxa" w:w="1188"/>
-            <w:shd w:fill="EDF5F3"/>
+            <w:shd w:fill="FFFFFF"/>
           </w:tcPr>
           <w:p>
             <w:pPr>
@@ -255,7 +248,7 @@
             </w:pPr>
             <w:r>
               <w:rPr>
-                <w:sz w:val="17"/>
+                <w:sz w:val="24"/>
               </w:rPr>
               <w:t>CHEMBL5046398</w:t>
             </w:r>
@@ -264,7 +257,7 @@
         <w:tc>
           <w:tcPr>
             <w:tcW w:type="dxa" w:w="1314"/>
-            <w:shd w:fill="EDF5F3"/>
+            <w:shd w:fill="FFFFFF"/>
           </w:tcPr>
           <w:p>
             <w:pPr>
@@ -273,7 +266,7 @@
             </w:pPr>
             <w:r>
               <w:rPr>
-                <w:sz w:val="17"/>
+                <w:sz w:val="24"/>
               </w:rPr>
               <w:t>CHEMBL5046217</w:t>
             </w:r>
@@ -282,7 +275,7 @@
         <w:tc>
           <w:tcPr>
             <w:tcW w:type="dxa" w:w="1314"/>
-            <w:shd w:fill="EDF5F3"/>
+            <w:shd w:fill="FFFFFF"/>
           </w:tcPr>
           <w:p>
             <w:pPr>
@@ -291,7 +284,7 @@
             </w:pPr>
             <w:r>
               <w:rPr>
-                <w:sz w:val="17"/>
+                <w:sz w:val="24"/>
               </w:rPr>
               <w:t>46</w:t>
             </w:r>
@@ -300,7 +293,7 @@
         <w:tc>
           <w:tcPr>
             <w:tcW w:type="dxa" w:w="1585"/>
-            <w:shd w:fill="EDF5F3"/>
+            <w:shd w:fill="FFFFFF"/>
           </w:tcPr>
           <w:p>
             <w:pPr>
@@ -309,7 +302,7 @@
             </w:pPr>
             <w:r>
               <w:rPr>
-                <w:sz w:val="17"/>
+                <w:sz w:val="24"/>
               </w:rPr>
               <w:t>44</w:t>
             </w:r>
@@ -318,7 +311,7 @@
         <w:tc>
           <w:tcPr>
             <w:tcW w:type="dxa" w:w="1633"/>
-            <w:shd w:fill="EDF5F3"/>
+            <w:shd w:fill="FFFFFF"/>
           </w:tcPr>
           <w:p>
             <w:pPr>
@@ -327,7 +320,7 @@
             </w:pPr>
             <w:r>
               <w:rPr>
-                <w:sz w:val="17"/>
+                <w:sz w:val="24"/>
               </w:rPr>
               <w:t>44</w:t>
             </w:r>
@@ -350,7 +343,7 @@
             </w:pPr>
             <w:r>
               <w:rPr>
-                <w:sz w:val="17"/>
+                <w:sz w:val="24"/>
               </w:rPr>
               <w:t>DRD2</w:t>
             </w:r>
@@ -368,7 +361,7 @@
             </w:pPr>
             <w:r>
               <w:rPr>
-                <w:sz w:val="17"/>
+                <w:sz w:val="24"/>
               </w:rPr>
               <w:t>CHEMBL217</w:t>
             </w:r>
@@ -386,7 +379,7 @@
             </w:pPr>
             <w:r>
               <w:rPr>
-                <w:sz w:val="17"/>
+                <w:sz w:val="24"/>
               </w:rPr>
               <w:t>CHEMBL671074</w:t>
             </w:r>
@@ -404,7 +397,7 @@
             </w:pPr>
             <w:r>
               <w:rPr>
-                <w:sz w:val="17"/>
+                <w:sz w:val="24"/>
               </w:rPr>
               <w:t>CHEMBL1133592</w:t>
             </w:r>
@@ -422,7 +415,7 @@
             </w:pPr>
             <w:r>
               <w:rPr>
-                <w:sz w:val="17"/>
+                <w:sz w:val="24"/>
               </w:rPr>
               <w:t>34</w:t>
             </w:r>
@@ -440,7 +433,7 @@
             </w:pPr>
             <w:r>
               <w:rPr>
-                <w:sz w:val="17"/>
+                <w:sz w:val="24"/>
               </w:rPr>
               <w:t>31</w:t>
             </w:r>
@@ -458,7 +451,7 @@
             </w:pPr>
             <w:r>
               <w:rPr>
-                <w:sz w:val="17"/>
+                <w:sz w:val="24"/>
               </w:rPr>
               <w:t>30</w:t>
             </w:r>
@@ -472,7 +465,7 @@
         <w:tc>
           <w:tcPr>
             <w:tcW w:type="dxa" w:w="1188"/>
-            <w:shd w:fill="EDF5F3"/>
+            <w:shd w:fill="FFFFFF"/>
           </w:tcPr>
           <w:p>
             <w:pPr>
@@ -481,7 +474,7 @@
             </w:pPr>
             <w:r>
               <w:rPr>
-                <w:sz w:val="17"/>
+                <w:sz w:val="24"/>
               </w:rPr>
               <w:t>ER-alpha</w:t>
             </w:r>
@@ -490,7 +483,7 @@
         <w:tc>
           <w:tcPr>
             <w:tcW w:type="dxa" w:w="1188"/>
-            <w:shd w:fill="EDF5F3"/>
+            <w:shd w:fill="FFFFFF"/>
           </w:tcPr>
           <w:p>
             <w:pPr>
@@ -499,7 +492,7 @@
             </w:pPr>
             <w:r>
               <w:rPr>
-                <w:sz w:val="17"/>
+                <w:sz w:val="24"/>
               </w:rPr>
               <w:t>CHEMBL206</w:t>
             </w:r>
@@ -508,7 +501,7 @@
         <w:tc>
           <w:tcPr>
             <w:tcW w:type="dxa" w:w="1188"/>
-            <w:shd w:fill="EDF5F3"/>
+            <w:shd w:fill="FFFFFF"/>
           </w:tcPr>
           <w:p>
             <w:pPr>
@@ -517,7 +510,7 @@
             </w:pPr>
             <w:r>
               <w:rPr>
-                <w:sz w:val="17"/>
+                <w:sz w:val="24"/>
               </w:rPr>
               <w:t>CHEMBL829540</w:t>
             </w:r>
@@ -526,7 +519,7 @@
         <w:tc>
           <w:tcPr>
             <w:tcW w:type="dxa" w:w="1314"/>
-            <w:shd w:fill="EDF5F3"/>
+            <w:shd w:fill="FFFFFF"/>
           </w:tcPr>
           <w:p>
             <w:pPr>
@@ -535,7 +528,7 @@
             </w:pPr>
             <w:r>
               <w:rPr>
-                <w:sz w:val="17"/>
+                <w:sz w:val="24"/>
               </w:rPr>
               <w:t>CHEMBL1138773</w:t>
             </w:r>
@@ -544,7 +537,7 @@
         <w:tc>
           <w:tcPr>
             <w:tcW w:type="dxa" w:w="1314"/>
-            <w:shd w:fill="EDF5F3"/>
+            <w:shd w:fill="FFFFFF"/>
           </w:tcPr>
           <w:p>
             <w:pPr>
@@ -553,7 +546,7 @@
             </w:pPr>
             <w:r>
               <w:rPr>
-                <w:sz w:val="17"/>
+                <w:sz w:val="24"/>
               </w:rPr>
               <w:t>107</w:t>
             </w:r>
@@ -562,7 +555,7 @@
         <w:tc>
           <w:tcPr>
             <w:tcW w:type="dxa" w:w="1585"/>
-            <w:shd w:fill="EDF5F3"/>
+            <w:shd w:fill="FFFFFF"/>
           </w:tcPr>
           <w:p>
             <w:pPr>
@@ -571,7 +564,7 @@
             </w:pPr>
             <w:r>
               <w:rPr>
-                <w:sz w:val="17"/>
+                <w:sz w:val="24"/>
               </w:rPr>
               <w:t>100</w:t>
             </w:r>
@@ -580,7 +573,7 @@
         <w:tc>
           <w:tcPr>
             <w:tcW w:type="dxa" w:w="1633"/>
-            <w:shd w:fill="EDF5F3"/>
+            <w:shd w:fill="FFFFFF"/>
           </w:tcPr>
           <w:p>
             <w:pPr>
@@ -589,7 +582,7 @@
             </w:pPr>
             <w:r>
               <w:rPr>
-                <w:sz w:val="17"/>
+                <w:sz w:val="24"/>
               </w:rPr>
               <w:t>98</w:t>
             </w:r>
@@ -658,7 +651,7 @@
         <w:tc>
           <w:tcPr>
             <w:tcW w:type="dxa" w:w="1179"/>
-            <w:shd w:fill="166C62"/>
+            <w:shd w:fill="FFFFFF"/>
           </w:tcPr>
           <w:p>
             <w:pPr>
@@ -668,8 +661,7 @@
             <w:r>
               <w:rPr>
                 <w:b/>
-                <w:color w:val="FFFFFF"/>
-                <w:sz w:val="18"/>
+                <w:sz w:val="24"/>
               </w:rPr>
               <w:t>Series</w:t>
             </w:r>
@@ -678,7 +670,7 @@
         <w:tc>
           <w:tcPr>
             <w:tcW w:type="dxa" w:w="1885"/>
-            <w:shd w:fill="166C62"/>
+            <w:shd w:fill="FFFFFF"/>
           </w:tcPr>
           <w:p>
             <w:pPr>
@@ -688,8 +680,7 @@
             <w:r>
               <w:rPr>
                 <w:b/>
-                <w:color w:val="FFFFFF"/>
-                <w:sz w:val="18"/>
+                <w:sz w:val="24"/>
               </w:rPr>
               <w:t>Original scaffold group</w:t>
             </w:r>
@@ -698,7 +689,7 @@
         <w:tc>
           <w:tcPr>
             <w:tcW w:type="dxa" w:w="1304"/>
-            <w:shd w:fill="166C62"/>
+            <w:shd w:fill="FFFFFF"/>
           </w:tcPr>
           <w:p>
             <w:pPr>
@@ -708,8 +699,7 @@
             <w:r>
               <w:rPr>
                 <w:b/>
-                <w:color w:val="FFFFFF"/>
-                <w:sz w:val="18"/>
+                <w:sz w:val="24"/>
               </w:rPr>
               <w:t>Core states</w:t>
             </w:r>
@@ -718,7 +708,7 @@
         <w:tc>
           <w:tcPr>
             <w:tcW w:type="dxa" w:w="1668"/>
-            <w:shd w:fill="166C62"/>
+            <w:shd w:fill="FFFFFF"/>
           </w:tcPr>
           <w:p>
             <w:pPr>
@@ -728,8 +718,7 @@
             <w:r>
               <w:rPr>
                 <w:b/>
-                <w:color w:val="FFFFFF"/>
-                <w:sz w:val="18"/>
+                <w:sz w:val="24"/>
               </w:rPr>
               <w:t>Selected compounds</w:t>
             </w:r>
@@ -738,7 +727,7 @@
         <w:tc>
           <w:tcPr>
             <w:tcW w:type="dxa" w:w="1802"/>
-            <w:shd w:fill="166C62"/>
+            <w:shd w:fill="FFFFFF"/>
           </w:tcPr>
           <w:p>
             <w:pPr>
@@ -748,8 +737,7 @@
             <w:r>
               <w:rPr>
                 <w:b/>
-                <w:color w:val="FFFFFF"/>
-                <w:sz w:val="18"/>
+                <w:sz w:val="24"/>
               </w:rPr>
               <w:t>Selected measurements</w:t>
             </w:r>
@@ -758,7 +746,7 @@
         <w:tc>
           <w:tcPr>
             <w:tcW w:type="dxa" w:w="1573"/>
-            <w:shd w:fill="166C62"/>
+            <w:shd w:fill="FFFFFF"/>
           </w:tcPr>
           <w:p>
             <w:pPr>
@@ -768,8 +756,7 @@
             <w:r>
               <w:rPr>
                 <w:b/>
-                <w:color w:val="FFFFFF"/>
-                <w:sz w:val="18"/>
+                <w:sz w:val="24"/>
               </w:rPr>
               <w:t>Positional pairs</w:t>
             </w:r>
@@ -783,7 +770,7 @@
         <w:tc>
           <w:tcPr>
             <w:tcW w:type="dxa" w:w="1179"/>
-            <w:shd w:fill="EDF5F3"/>
+            <w:shd w:fill="FFFFFF"/>
           </w:tcPr>
           <w:p>
             <w:pPr>
@@ -792,7 +779,7 @@
             </w:pPr>
             <w:r>
               <w:rPr>
-                <w:sz w:val="18"/>
+                <w:sz w:val="24"/>
               </w:rPr>
               <w:t>BRAF</w:t>
             </w:r>
@@ -801,7 +788,7 @@
         <w:tc>
           <w:tcPr>
             <w:tcW w:type="dxa" w:w="1885"/>
-            <w:shd w:fill="EDF5F3"/>
+            <w:shd w:fill="FFFFFF"/>
           </w:tcPr>
           <w:p>
             <w:pPr>
@@ -810,7 +797,7 @@
             </w:pPr>
             <w:r>
               <w:rPr>
-                <w:sz w:val="18"/>
+                <w:sz w:val="24"/>
               </w:rPr>
               <w:t>16</w:t>
             </w:r>
@@ -819,7 +806,7 @@
         <w:tc>
           <w:tcPr>
             <w:tcW w:type="dxa" w:w="1304"/>
-            <w:shd w:fill="EDF5F3"/>
+            <w:shd w:fill="FFFFFF"/>
           </w:tcPr>
           <w:p>
             <w:pPr>
@@ -828,7 +815,7 @@
             </w:pPr>
             <w:r>
               <w:rPr>
-                <w:sz w:val="18"/>
+                <w:sz w:val="24"/>
               </w:rPr>
               <w:t>1</w:t>
             </w:r>
@@ -837,7 +824,7 @@
         <w:tc>
           <w:tcPr>
             <w:tcW w:type="dxa" w:w="1668"/>
-            <w:shd w:fill="EDF5F3"/>
+            <w:shd w:fill="FFFFFF"/>
           </w:tcPr>
           <w:p>
             <w:pPr>
@@ -846,7 +833,7 @@
             </w:pPr>
             <w:r>
               <w:rPr>
-                <w:sz w:val="18"/>
+                <w:sz w:val="24"/>
               </w:rPr>
               <w:t>16</w:t>
             </w:r>
@@ -855,7 +842,7 @@
         <w:tc>
           <w:tcPr>
             <w:tcW w:type="dxa" w:w="1802"/>
-            <w:shd w:fill="EDF5F3"/>
+            <w:shd w:fill="FFFFFF"/>
           </w:tcPr>
           <w:p>
             <w:pPr>
@@ -864,7 +851,7 @@
             </w:pPr>
             <w:r>
               <w:rPr>
-                <w:sz w:val="18"/>
+                <w:sz w:val="24"/>
               </w:rPr>
               <w:t>16</w:t>
             </w:r>
@@ -873,7 +860,7 @@
         <w:tc>
           <w:tcPr>
             <w:tcW w:type="dxa" w:w="1573"/>
-            <w:shd w:fill="EDF5F3"/>
+            <w:shd w:fill="FFFFFF"/>
           </w:tcPr>
           <w:p>
             <w:pPr>
@@ -882,7 +869,7 @@
             </w:pPr>
             <w:r>
               <w:rPr>
-                <w:sz w:val="18"/>
+                <w:sz w:val="24"/>
               </w:rPr>
               <w:t>29</w:t>
             </w:r>
@@ -905,7 +892,7 @@
             </w:pPr>
             <w:r>
               <w:rPr>
-                <w:sz w:val="18"/>
+                <w:sz w:val="24"/>
               </w:rPr>
               <w:t>DRD2</w:t>
             </w:r>
@@ -923,7 +910,7 @@
             </w:pPr>
             <w:r>
               <w:rPr>
-                <w:sz w:val="18"/>
+                <w:sz w:val="24"/>
               </w:rPr>
               <w:t>26</w:t>
             </w:r>
@@ -941,7 +928,7 @@
             </w:pPr>
             <w:r>
               <w:rPr>
-                <w:sz w:val="18"/>
+                <w:sz w:val="24"/>
               </w:rPr>
               <w:t>3</w:t>
             </w:r>
@@ -959,7 +946,7 @@
             </w:pPr>
             <w:r>
               <w:rPr>
-                <w:sz w:val="18"/>
+                <w:sz w:val="24"/>
               </w:rPr>
               <w:t>23</w:t>
             </w:r>
@@ -977,7 +964,7 @@
             </w:pPr>
             <w:r>
               <w:rPr>
-                <w:sz w:val="18"/>
+                <w:sz w:val="24"/>
               </w:rPr>
               <w:t>24</w:t>
             </w:r>
@@ -995,7 +982,7 @@
             </w:pPr>
             <w:r>
               <w:rPr>
-                <w:sz w:val="18"/>
+                <w:sz w:val="24"/>
               </w:rPr>
               <w:t>36</w:t>
             </w:r>
@@ -1009,7 +996,7 @@
         <w:tc>
           <w:tcPr>
             <w:tcW w:type="dxa" w:w="1179"/>
-            <w:shd w:fill="EDF5F3"/>
+            <w:shd w:fill="FFFFFF"/>
           </w:tcPr>
           <w:p>
             <w:pPr>
@@ -1018,7 +1005,7 @@
             </w:pPr>
             <w:r>
               <w:rPr>
-                <w:sz w:val="18"/>
+                <w:sz w:val="24"/>
               </w:rPr>
               <w:t>ER-alpha</w:t>
             </w:r>
@@ -1027,7 +1014,7 @@
         <w:tc>
           <w:tcPr>
             <w:tcW w:type="dxa" w:w="1885"/>
-            <w:shd w:fill="EDF5F3"/>
+            <w:shd w:fill="FFFFFF"/>
           </w:tcPr>
           <w:p>
             <w:pPr>
@@ -1036,7 +1023,7 @@
             </w:pPr>
             <w:r>
               <w:rPr>
-                <w:sz w:val="18"/>
+                <w:sz w:val="24"/>
               </w:rPr>
               <w:t>53</w:t>
             </w:r>
@@ -1045,7 +1032,7 @@
         <w:tc>
           <w:tcPr>
             <w:tcW w:type="dxa" w:w="1304"/>
-            <w:shd w:fill="EDF5F3"/>
+            <w:shd w:fill="FFFFFF"/>
           </w:tcPr>
           <w:p>
             <w:pPr>
@@ -1054,7 +1041,7 @@
             </w:pPr>
             <w:r>
               <w:rPr>
-                <w:sz w:val="18"/>
+                <w:sz w:val="24"/>
               </w:rPr>
               <w:t>1</w:t>
             </w:r>
@@ -1063,7 +1050,7 @@
         <w:tc>
           <w:tcPr>
             <w:tcW w:type="dxa" w:w="1668"/>
-            <w:shd w:fill="EDF5F3"/>
+            <w:shd w:fill="FFFFFF"/>
           </w:tcPr>
           <w:p>
             <w:pPr>
@@ -1072,7 +1059,7 @@
             </w:pPr>
             <w:r>
               <w:rPr>
-                <w:sz w:val="18"/>
+                <w:sz w:val="24"/>
               </w:rPr>
               <w:t>53</w:t>
             </w:r>
@@ -1081,7 +1068,7 @@
         <w:tc>
           <w:tcPr>
             <w:tcW w:type="dxa" w:w="1802"/>
-            <w:shd w:fill="EDF5F3"/>
+            <w:shd w:fill="FFFFFF"/>
           </w:tcPr>
           <w:p>
             <w:pPr>
@@ -1090,7 +1077,7 @@
             </w:pPr>
             <w:r>
               <w:rPr>
-                <w:sz w:val="18"/>
+                <w:sz w:val="24"/>
               </w:rPr>
               <w:t>55</w:t>
             </w:r>
@@ -1099,7 +1086,7 @@
         <w:tc>
           <w:tcPr>
             <w:tcW w:type="dxa" w:w="1573"/>
-            <w:shd w:fill="EDF5F3"/>
+            <w:shd w:fill="FFFFFF"/>
           </w:tcPr>
           <w:p>
             <w:pPr>
@@ -1108,7 +1095,7 @@
             </w:pPr>
             <w:r>
               <w:rPr>
-                <w:sz w:val="18"/>
+                <w:sz w:val="24"/>
               </w:rPr>
               <w:t>198</w:t>
             </w:r>
@@ -1226,7 +1213,7 @@
         <w:tc>
           <w:tcPr>
             <w:tcW w:type="dxa" w:w="1823"/>
-            <w:shd w:fill="166C62"/>
+            <w:shd w:fill="FFFFFF"/>
           </w:tcPr>
           <w:p>
             <w:pPr>
@@ -1236,8 +1223,7 @@
             <w:r>
               <w:rPr>
                 <w:b/>
-                <w:color w:val="FFFFFF"/>
-                <w:sz w:val="18"/>
+                <w:sz w:val="24"/>
               </w:rPr>
               <w:t>Series</w:t>
             </w:r>
@@ -1246,7 +1232,7 @@
         <w:tc>
           <w:tcPr>
             <w:tcW w:type="dxa" w:w="1922"/>
-            <w:shd w:fill="166C62"/>
+            <w:shd w:fill="FFFFFF"/>
           </w:tcPr>
           <w:p>
             <w:pPr>
@@ -1256,8 +1242,7 @@
             <w:r>
               <w:rPr>
                 <w:b/>
-                <w:color w:val="FFFFFF"/>
-                <w:sz w:val="18"/>
+                <w:sz w:val="24"/>
               </w:rPr>
               <w:t>0.25 units</w:t>
             </w:r>
@@ -1266,7 +1251,7 @@
         <w:tc>
           <w:tcPr>
             <w:tcW w:type="dxa" w:w="1922"/>
-            <w:shd w:fill="166C62"/>
+            <w:shd w:fill="FFFFFF"/>
           </w:tcPr>
           <w:p>
             <w:pPr>
@@ -1276,8 +1261,7 @@
             <w:r>
               <w:rPr>
                 <w:b/>
-                <w:color w:val="FFFFFF"/>
-                <w:sz w:val="18"/>
+                <w:sz w:val="24"/>
               </w:rPr>
               <w:t>0.50 units</w:t>
             </w:r>
@@ -1286,7 +1270,7 @@
         <w:tc>
           <w:tcPr>
             <w:tcW w:type="dxa" w:w="1922"/>
-            <w:shd w:fill="166C62"/>
+            <w:shd w:fill="FFFFFF"/>
           </w:tcPr>
           <w:p>
             <w:pPr>
@@ -1296,8 +1280,7 @@
             <w:r>
               <w:rPr>
                 <w:b/>
-                <w:color w:val="FFFFFF"/>
-                <w:sz w:val="18"/>
+                <w:sz w:val="24"/>
               </w:rPr>
               <w:t>0.75 units</w:t>
             </w:r>
@@ -1306,7 +1289,7 @@
         <w:tc>
           <w:tcPr>
             <w:tcW w:type="dxa" w:w="1823"/>
-            <w:shd w:fill="166C62"/>
+            <w:shd w:fill="FFFFFF"/>
           </w:tcPr>
           <w:p>
             <w:pPr>
@@ -1316,8 +1299,7 @@
             <w:r>
               <w:rPr>
                 <w:b/>
-                <w:color w:val="FFFFFF"/>
-                <w:sz w:val="18"/>
+                <w:sz w:val="24"/>
               </w:rPr>
               <w:t>1.00 unit</w:t>
             </w:r>
@@ -1331,7 +1313,7 @@
         <w:tc>
           <w:tcPr>
             <w:tcW w:type="dxa" w:w="1823"/>
-            <w:shd w:fill="EDF5F3"/>
+            <w:shd w:fill="FFFFFF"/>
           </w:tcPr>
           <w:p>
             <w:pPr>
@@ -1340,7 +1322,7 @@
             </w:pPr>
             <w:r>
               <w:rPr>
-                <w:sz w:val="18"/>
+                <w:sz w:val="24"/>
               </w:rPr>
               <w:t>BRAF</w:t>
             </w:r>
@@ -1349,7 +1331,7 @@
         <w:tc>
           <w:tcPr>
             <w:tcW w:type="dxa" w:w="1922"/>
-            <w:shd w:fill="EDF5F3"/>
+            <w:shd w:fill="FFFFFF"/>
           </w:tcPr>
           <w:p>
             <w:pPr>
@@ -1358,7 +1340,7 @@
             </w:pPr>
             <w:r>
               <w:rPr>
-                <w:sz w:val="18"/>
+                <w:sz w:val="24"/>
               </w:rPr>
               <w:t>7</w:t>
             </w:r>
@@ -1367,7 +1349,7 @@
         <w:tc>
           <w:tcPr>
             <w:tcW w:type="dxa" w:w="1922"/>
-            <w:shd w:fill="EDF5F3"/>
+            <w:shd w:fill="FFFFFF"/>
           </w:tcPr>
           <w:p>
             <w:pPr>
@@ -1376,7 +1358,7 @@
             </w:pPr>
             <w:r>
               <w:rPr>
-                <w:sz w:val="18"/>
+                <w:sz w:val="24"/>
               </w:rPr>
               <w:t>5</w:t>
             </w:r>
@@ -1385,7 +1367,7 @@
         <w:tc>
           <w:tcPr>
             <w:tcW w:type="dxa" w:w="1922"/>
-            <w:shd w:fill="EDF5F3"/>
+            <w:shd w:fill="FFFFFF"/>
           </w:tcPr>
           <w:p>
             <w:pPr>
@@ -1394,7 +1376,7 @@
             </w:pPr>
             <w:r>
               <w:rPr>
-                <w:sz w:val="18"/>
+                <w:sz w:val="24"/>
               </w:rPr>
               <w:t>4</w:t>
             </w:r>
@@ -1403,7 +1385,7 @@
         <w:tc>
           <w:tcPr>
             <w:tcW w:type="dxa" w:w="1823"/>
-            <w:shd w:fill="EDF5F3"/>
+            <w:shd w:fill="FFFFFF"/>
           </w:tcPr>
           <w:p>
             <w:pPr>
@@ -1412,7 +1394,7 @@
             </w:pPr>
             <w:r>
               <w:rPr>
-                <w:sz w:val="18"/>
+                <w:sz w:val="24"/>
               </w:rPr>
               <w:t>4</w:t>
             </w:r>
@@ -1435,7 +1417,7 @@
             </w:pPr>
             <w:r>
               <w:rPr>
-                <w:sz w:val="18"/>
+                <w:sz w:val="24"/>
               </w:rPr>
               <w:t>DRD2</w:t>
             </w:r>
@@ -1453,7 +1435,7 @@
             </w:pPr>
             <w:r>
               <w:rPr>
-                <w:sz w:val="18"/>
+                <w:sz w:val="24"/>
               </w:rPr>
               <w:t>6</w:t>
             </w:r>
@@ -1471,7 +1453,7 @@
             </w:pPr>
             <w:r>
               <w:rPr>
-                <w:sz w:val="18"/>
+                <w:sz w:val="24"/>
               </w:rPr>
               <w:t>5</w:t>
             </w:r>
@@ -1489,7 +1471,7 @@
             </w:pPr>
             <w:r>
               <w:rPr>
-                <w:sz w:val="18"/>
+                <w:sz w:val="24"/>
               </w:rPr>
               <w:t>4</w:t>
             </w:r>
@@ -1507,7 +1489,7 @@
             </w:pPr>
             <w:r>
               <w:rPr>
-                <w:sz w:val="18"/>
+                <w:sz w:val="24"/>
               </w:rPr>
               <w:t>2</w:t>
             </w:r>
@@ -1521,7 +1503,7 @@
         <w:tc>
           <w:tcPr>
             <w:tcW w:type="dxa" w:w="1823"/>
-            <w:shd w:fill="EDF5F3"/>
+            <w:shd w:fill="FFFFFF"/>
           </w:tcPr>
           <w:p>
             <w:pPr>
@@ -1530,7 +1512,7 @@
             </w:pPr>
             <w:r>
               <w:rPr>
-                <w:sz w:val="18"/>
+                <w:sz w:val="24"/>
               </w:rPr>
               <w:t>ER-alpha</w:t>
             </w:r>
@@ -1539,7 +1521,7 @@
         <w:tc>
           <w:tcPr>
             <w:tcW w:type="dxa" w:w="1922"/>
-            <w:shd w:fill="EDF5F3"/>
+            <w:shd w:fill="FFFFFF"/>
           </w:tcPr>
           <w:p>
             <w:pPr>
@@ -1548,7 +1530,7 @@
             </w:pPr>
             <w:r>
               <w:rPr>
-                <w:sz w:val="18"/>
+                <w:sz w:val="24"/>
               </w:rPr>
               <w:t>12</w:t>
             </w:r>
@@ -1557,7 +1539,7 @@
         <w:tc>
           <w:tcPr>
             <w:tcW w:type="dxa" w:w="1922"/>
-            <w:shd w:fill="EDF5F3"/>
+            <w:shd w:fill="FFFFFF"/>
           </w:tcPr>
           <w:p>
             <w:pPr>
@@ -1566,7 +1548,7 @@
             </w:pPr>
             <w:r>
               <w:rPr>
-                <w:sz w:val="18"/>
+                <w:sz w:val="24"/>
               </w:rPr>
               <w:t>7</w:t>
             </w:r>
@@ -1575,7 +1557,7 @@
         <w:tc>
           <w:tcPr>
             <w:tcW w:type="dxa" w:w="1922"/>
-            <w:shd w:fill="EDF5F3"/>
+            <w:shd w:fill="FFFFFF"/>
           </w:tcPr>
           <w:p>
             <w:pPr>
@@ -1584,7 +1566,7 @@
             </w:pPr>
             <w:r>
               <w:rPr>
-                <w:sz w:val="18"/>
+                <w:sz w:val="24"/>
               </w:rPr>
               <w:t>3</w:t>
             </w:r>
@@ -1593,7 +1575,7 @@
         <w:tc>
           <w:tcPr>
             <w:tcW w:type="dxa" w:w="1823"/>
-            <w:shd w:fill="EDF5F3"/>
+            <w:shd w:fill="FFFFFF"/>
           </w:tcPr>
           <w:p>
             <w:pPr>
@@ -1602,7 +1584,7 @@
             </w:pPr>
             <w:r>
               <w:rPr>
-                <w:sz w:val="18"/>
+                <w:sz w:val="24"/>
               </w:rPr>
               <w:t>1</w:t>
             </w:r>
@@ -1625,7 +1607,7 @@
             </w:pPr>
             <w:r>
               <w:rPr>
-                <w:sz w:val="18"/>
+                <w:sz w:val="24"/>
               </w:rPr>
               <w:t>Total</w:t>
             </w:r>
@@ -1643,7 +1625,7 @@
             </w:pPr>
             <w:r>
               <w:rPr>
-                <w:sz w:val="18"/>
+                <w:sz w:val="24"/>
               </w:rPr>
               <w:t>25</w:t>
             </w:r>
@@ -1661,7 +1643,7 @@
             </w:pPr>
             <w:r>
               <w:rPr>
-                <w:sz w:val="18"/>
+                <w:sz w:val="24"/>
               </w:rPr>
               <w:t>17</w:t>
             </w:r>
@@ -1679,7 +1661,7 @@
             </w:pPr>
             <w:r>
               <w:rPr>
-                <w:sz w:val="18"/>
+                <w:sz w:val="24"/>
               </w:rPr>
               <w:t>11</w:t>
             </w:r>
@@ -1697,7 +1679,7 @@
             </w:pPr>
             <w:r>
               <w:rPr>
-                <w:sz w:val="18"/>
+                <w:sz w:val="24"/>
               </w:rPr>
               <w:t>7</w:t>
             </w:r>
@@ -1760,7 +1742,7 @@
         <w:tc>
           <w:tcPr>
             <w:tcW w:type="dxa" w:w="1204"/>
-            <w:shd w:fill="166C62"/>
+            <w:shd w:fill="FFFFFF"/>
           </w:tcPr>
           <w:p>
             <w:pPr>
@@ -1770,8 +1752,7 @@
             <w:r>
               <w:rPr>
                 <w:b/>
-                <w:color w:val="FFFFFF"/>
-                <w:sz w:val="18"/>
+                <w:sz w:val="24"/>
               </w:rPr>
               <w:t>Series</w:t>
             </w:r>
@@ -1780,7 +1761,7 @@
         <w:tc>
           <w:tcPr>
             <w:tcW w:type="dxa" w:w="2006"/>
-            <w:shd w:fill="166C62"/>
+            <w:shd w:fill="FFFFFF"/>
           </w:tcPr>
           <w:p>
             <w:pPr>
@@ -1790,8 +1771,7 @@
             <w:r>
               <w:rPr>
                 <w:b/>
-                <w:color w:val="FFFFFF"/>
-                <w:sz w:val="18"/>
+                <w:sz w:val="24"/>
               </w:rPr>
               <w:t>Observed qualifying count</w:t>
             </w:r>
@@ -1800,7 +1780,7 @@
         <w:tc>
           <w:tcPr>
             <w:tcW w:type="dxa" w:w="1749"/>
-            <w:shd w:fill="166C62"/>
+            <w:shd w:fill="FFFFFF"/>
           </w:tcPr>
           <w:p>
             <w:pPr>
@@ -1810,8 +1790,7 @@
             <w:r>
               <w:rPr>
                 <w:b/>
-                <w:color w:val="FFFFFF"/>
-                <w:sz w:val="18"/>
+                <w:sz w:val="24"/>
               </w:rPr>
               <w:t>Shuffled mean count</w:t>
             </w:r>
@@ -1820,7 +1799,7 @@
         <w:tc>
           <w:tcPr>
             <w:tcW w:type="dxa" w:w="2046"/>
-            <w:shd w:fill="166C62"/>
+            <w:shd w:fill="FFFFFF"/>
           </w:tcPr>
           <w:p>
             <w:pPr>
@@ -1830,8 +1809,7 @@
             <w:r>
               <w:rPr>
                 <w:b/>
-                <w:color w:val="FFFFFF"/>
-                <w:sz w:val="18"/>
+                <w:sz w:val="24"/>
               </w:rPr>
               <w:t>Shuffled central 95% range</w:t>
             </w:r>
@@ -1840,7 +1818,7 @@
         <w:tc>
           <w:tcPr>
             <w:tcW w:type="dxa" w:w="2407"/>
-            <w:shd w:fill="166C62"/>
+            <w:shd w:fill="FFFFFF"/>
           </w:tcPr>
           <w:p>
             <w:pPr>
@@ -1850,8 +1828,7 @@
             <w:r>
               <w:rPr>
                 <w:b/>
-                <w:color w:val="FFFFFF"/>
-                <w:sz w:val="18"/>
+                <w:sz w:val="24"/>
               </w:rPr>
               <w:t>Probability of count at least observed</w:t>
             </w:r>
@@ -1865,7 +1842,7 @@
         <w:tc>
           <w:tcPr>
             <w:tcW w:type="dxa" w:w="1204"/>
-            <w:shd w:fill="EDF5F3"/>
+            <w:shd w:fill="FFFFFF"/>
           </w:tcPr>
           <w:p>
             <w:pPr>
@@ -1874,7 +1851,7 @@
             </w:pPr>
             <w:r>
               <w:rPr>
-                <w:sz w:val="18"/>
+                <w:sz w:val="24"/>
               </w:rPr>
               <w:t>BRAF</w:t>
             </w:r>
@@ -1883,7 +1860,7 @@
         <w:tc>
           <w:tcPr>
             <w:tcW w:type="dxa" w:w="2006"/>
-            <w:shd w:fill="EDF5F3"/>
+            <w:shd w:fill="FFFFFF"/>
           </w:tcPr>
           <w:p>
             <w:pPr>
@@ -1892,7 +1869,7 @@
             </w:pPr>
             <w:r>
               <w:rPr>
-                <w:sz w:val="18"/>
+                <w:sz w:val="24"/>
               </w:rPr>
               <w:t>5</w:t>
             </w:r>
@@ -1901,7 +1878,7 @@
         <w:tc>
           <w:tcPr>
             <w:tcW w:type="dxa" w:w="1749"/>
-            <w:shd w:fill="EDF5F3"/>
+            <w:shd w:fill="FFFFFF"/>
           </w:tcPr>
           <w:p>
             <w:pPr>
@@ -1910,7 +1887,7 @@
             </w:pPr>
             <w:r>
               <w:rPr>
-                <w:sz w:val="18"/>
+                <w:sz w:val="24"/>
               </w:rPr>
               <w:t>4.362</w:t>
             </w:r>
@@ -1919,7 +1896,7 @@
         <w:tc>
           <w:tcPr>
             <w:tcW w:type="dxa" w:w="2046"/>
-            <w:shd w:fill="EDF5F3"/>
+            <w:shd w:fill="FFFFFF"/>
           </w:tcPr>
           <w:p>
             <w:pPr>
@@ -1928,7 +1905,7 @@
             </w:pPr>
             <w:r>
               <w:rPr>
-                <w:sz w:val="18"/>
+                <w:sz w:val="24"/>
               </w:rPr>
               <w:t>1–8</w:t>
             </w:r>
@@ -1937,7 +1914,7 @@
         <w:tc>
           <w:tcPr>
             <w:tcW w:type="dxa" w:w="2407"/>
-            <w:shd w:fill="EDF5F3"/>
+            <w:shd w:fill="FFFFFF"/>
           </w:tcPr>
           <w:p>
             <w:pPr>
@@ -1946,7 +1923,7 @@
             </w:pPr>
             <w:r>
               <w:rPr>
-                <w:sz w:val="18"/>
+                <w:sz w:val="24"/>
               </w:rPr>
               <w:t>0.453</w:t>
             </w:r>
@@ -1969,7 +1946,7 @@
             </w:pPr>
             <w:r>
               <w:rPr>
-                <w:sz w:val="18"/>
+                <w:sz w:val="24"/>
               </w:rPr>
               <w:t>DRD2</w:t>
             </w:r>
@@ -1987,7 +1964,7 @@
             </w:pPr>
             <w:r>
               <w:rPr>
-                <w:sz w:val="18"/>
+                <w:sz w:val="24"/>
               </w:rPr>
               <w:t>5</w:t>
             </w:r>
@@ -2005,7 +1982,7 @@
             </w:pPr>
             <w:r>
               <w:rPr>
-                <w:sz w:val="18"/>
+                <w:sz w:val="24"/>
               </w:rPr>
               <w:t>2.887</w:t>
             </w:r>
@@ -2023,7 +2000,7 @@
             </w:pPr>
             <w:r>
               <w:rPr>
-                <w:sz w:val="18"/>
+                <w:sz w:val="24"/>
               </w:rPr>
               <w:t>0–6</w:t>
             </w:r>
@@ -2041,7 +2018,7 @@
             </w:pPr>
             <w:r>
               <w:rPr>
-                <w:sz w:val="18"/>
+                <w:sz w:val="24"/>
               </w:rPr>
               <w:t>0.136</w:t>
             </w:r>
@@ -2055,7 +2032,7 @@
         <w:tc>
           <w:tcPr>
             <w:tcW w:type="dxa" w:w="1204"/>
-            <w:shd w:fill="EDF5F3"/>
+            <w:shd w:fill="FFFFFF"/>
           </w:tcPr>
           <w:p>
             <w:pPr>
@@ -2064,7 +2041,7 @@
             </w:pPr>
             <w:r>
               <w:rPr>
-                <w:sz w:val="18"/>
+                <w:sz w:val="24"/>
               </w:rPr>
               <w:t>ER-alpha</w:t>
             </w:r>
@@ -2073,7 +2050,7 @@
         <w:tc>
           <w:tcPr>
             <w:tcW w:type="dxa" w:w="2006"/>
-            <w:shd w:fill="EDF5F3"/>
+            <w:shd w:fill="FFFFFF"/>
           </w:tcPr>
           <w:p>
             <w:pPr>
@@ -2082,7 +2059,7 @@
             </w:pPr>
             <w:r>
               <w:rPr>
-                <w:sz w:val="18"/>
+                <w:sz w:val="24"/>
               </w:rPr>
               <w:t>7</w:t>
             </w:r>
@@ -2091,7 +2068,7 @@
         <w:tc>
           <w:tcPr>
             <w:tcW w:type="dxa" w:w="1749"/>
-            <w:shd w:fill="EDF5F3"/>
+            <w:shd w:fill="FFFFFF"/>
           </w:tcPr>
           <w:p>
             <w:pPr>
@@ -2100,7 +2077,7 @@
             </w:pPr>
             <w:r>
               <w:rPr>
-                <w:sz w:val="18"/>
+                <w:sz w:val="24"/>
               </w:rPr>
               <w:t>5.898</w:t>
             </w:r>
@@ -2109,7 +2086,7 @@
         <w:tc>
           <w:tcPr>
             <w:tcW w:type="dxa" w:w="2046"/>
-            <w:shd w:fill="EDF5F3"/>
+            <w:shd w:fill="FFFFFF"/>
           </w:tcPr>
           <w:p>
             <w:pPr>
@@ -2118,7 +2095,7 @@
             </w:pPr>
             <w:r>
               <w:rPr>
-                <w:sz w:val="18"/>
+                <w:sz w:val="24"/>
               </w:rPr>
               <w:t>2–11</w:t>
             </w:r>
@@ -2127,7 +2104,7 @@
         <w:tc>
           <w:tcPr>
             <w:tcW w:type="dxa" w:w="2407"/>
-            <w:shd w:fill="EDF5F3"/>
+            <w:shd w:fill="FFFFFF"/>
           </w:tcPr>
           <w:p>
             <w:pPr>
@@ -2136,7 +2113,7 @@
             </w:pPr>
             <w:r>
               <w:rPr>
-                <w:sz w:val="18"/>
+                <w:sz w:val="24"/>
               </w:rPr>
               <w:t>0.389</w:t>
             </w:r>
@@ -2212,7 +2189,7 @@
         <w:tc>
           <w:tcPr>
             <w:tcW w:type="dxa" w:w="1570"/>
-            <w:shd w:fill="166C62"/>
+            <w:shd w:fill="FFFFFF"/>
           </w:tcPr>
           <w:p>
             <w:pPr>
@@ -2222,8 +2199,7 @@
             <w:r>
               <w:rPr>
                 <w:b/>
-                <w:color w:val="FFFFFF"/>
-                <w:sz w:val="18"/>
+                <w:sz w:val="24"/>
               </w:rPr>
               <w:t>Series</w:t>
             </w:r>
@@ -2232,7 +2208,7 @@
         <w:tc>
           <w:tcPr>
             <w:tcW w:type="dxa" w:w="2398"/>
-            <w:shd w:fill="166C62"/>
+            <w:shd w:fill="FFFFFF"/>
           </w:tcPr>
           <w:p>
             <w:pPr>
@@ -2242,8 +2218,7 @@
             <w:r>
               <w:rPr>
                 <w:b/>
-                <w:color w:val="FFFFFF"/>
-                <w:sz w:val="18"/>
+                <w:sz w:val="24"/>
               </w:rPr>
               <w:t>SARscope unique pairs</w:t>
             </w:r>
@@ -2252,7 +2227,7 @@
         <w:tc>
           <w:tcPr>
             <w:tcW w:type="dxa" w:w="2220"/>
-            <w:shd w:fill="166C62"/>
+            <w:shd w:fill="FFFFFF"/>
           </w:tcPr>
           <w:p>
             <w:pPr>
@@ -2262,8 +2237,7 @@
             <w:r>
               <w:rPr>
                 <w:b/>
-                <w:color w:val="FFFFFF"/>
-                <w:sz w:val="18"/>
+                <w:sz w:val="24"/>
               </w:rPr>
               <w:t>mmpdb unique pairs</w:t>
             </w:r>
@@ -2272,7 +2246,7 @@
         <w:tc>
           <w:tcPr>
             <w:tcW w:type="dxa" w:w="1570"/>
-            <w:shd w:fill="166C62"/>
+            <w:shd w:fill="FFFFFF"/>
           </w:tcPr>
           <w:p>
             <w:pPr>
@@ -2282,8 +2256,7 @@
             <w:r>
               <w:rPr>
                 <w:b/>
-                <w:color w:val="FFFFFF"/>
-                <w:sz w:val="18"/>
+                <w:sz w:val="24"/>
               </w:rPr>
               <w:t>Shared</w:t>
             </w:r>
@@ -2292,7 +2265,7 @@
         <w:tc>
           <w:tcPr>
             <w:tcW w:type="dxa" w:w="1654"/>
-            <w:shd w:fill="166C62"/>
+            <w:shd w:fill="FFFFFF"/>
           </w:tcPr>
           <w:p>
             <w:pPr>
@@ -2302,8 +2275,7 @@
             <w:r>
               <w:rPr>
                 <w:b/>
-                <w:color w:val="FFFFFF"/>
-                <w:sz w:val="18"/>
+                <w:sz w:val="24"/>
               </w:rPr>
               <w:t>mmpdb-only</w:t>
             </w:r>
@@ -2317,7 +2289,7 @@
         <w:tc>
           <w:tcPr>
             <w:tcW w:type="dxa" w:w="1570"/>
-            <w:shd w:fill="EDF5F3"/>
+            <w:shd w:fill="FFFFFF"/>
           </w:tcPr>
           <w:p>
             <w:pPr>
@@ -2326,7 +2298,7 @@
             </w:pPr>
             <w:r>
               <w:rPr>
-                <w:sz w:val="18"/>
+                <w:sz w:val="24"/>
               </w:rPr>
               <w:t>BRAF</w:t>
             </w:r>
@@ -2335,7 +2307,7 @@
         <w:tc>
           <w:tcPr>
             <w:tcW w:type="dxa" w:w="2398"/>
-            <w:shd w:fill="EDF5F3"/>
+            <w:shd w:fill="FFFFFF"/>
           </w:tcPr>
           <w:p>
             <w:pPr>
@@ -2344,7 +2316,7 @@
             </w:pPr>
             <w:r>
               <w:rPr>
-                <w:sz w:val="18"/>
+                <w:sz w:val="24"/>
               </w:rPr>
               <w:t>114</w:t>
             </w:r>
@@ -2353,7 +2325,7 @@
         <w:tc>
           <w:tcPr>
             <w:tcW w:type="dxa" w:w="2220"/>
-            <w:shd w:fill="EDF5F3"/>
+            <w:shd w:fill="FFFFFF"/>
           </w:tcPr>
           <w:p>
             <w:pPr>
@@ -2362,7 +2334,7 @@
             </w:pPr>
             <w:r>
               <w:rPr>
-                <w:sz w:val="18"/>
+                <w:sz w:val="24"/>
               </w:rPr>
               <w:t>116</w:t>
             </w:r>
@@ -2371,7 +2343,7 @@
         <w:tc>
           <w:tcPr>
             <w:tcW w:type="dxa" w:w="1570"/>
-            <w:shd w:fill="EDF5F3"/>
+            <w:shd w:fill="FFFFFF"/>
           </w:tcPr>
           <w:p>
             <w:pPr>
@@ -2380,7 +2352,7 @@
             </w:pPr>
             <w:r>
               <w:rPr>
-                <w:sz w:val="18"/>
+                <w:sz w:val="24"/>
               </w:rPr>
               <w:t>114</w:t>
             </w:r>
@@ -2389,7 +2361,7 @@
         <w:tc>
           <w:tcPr>
             <w:tcW w:type="dxa" w:w="1654"/>
-            <w:shd w:fill="EDF5F3"/>
+            <w:shd w:fill="FFFFFF"/>
           </w:tcPr>
           <w:p>
             <w:pPr>
@@ -2398,7 +2370,7 @@
             </w:pPr>
             <w:r>
               <w:rPr>
-                <w:sz w:val="18"/>
+                <w:sz w:val="24"/>
               </w:rPr>
               <w:t>2</w:t>
             </w:r>
@@ -2421,7 +2393,7 @@
             </w:pPr>
             <w:r>
               <w:rPr>
-                <w:sz w:val="18"/>
+                <w:sz w:val="24"/>
               </w:rPr>
               <w:t>DRD2</w:t>
             </w:r>
@@ -2439,7 +2411,7 @@
             </w:pPr>
             <w:r>
               <w:rPr>
-                <w:sz w:val="18"/>
+                <w:sz w:val="24"/>
               </w:rPr>
               <w:t>205</w:t>
             </w:r>
@@ -2457,7 +2429,7 @@
             </w:pPr>
             <w:r>
               <w:rPr>
-                <w:sz w:val="18"/>
+                <w:sz w:val="24"/>
               </w:rPr>
               <w:t>205</w:t>
             </w:r>
@@ -2475,7 +2447,7 @@
             </w:pPr>
             <w:r>
               <w:rPr>
-                <w:sz w:val="18"/>
+                <w:sz w:val="24"/>
               </w:rPr>
               <w:t>205</w:t>
             </w:r>
@@ -2493,7 +2465,7 @@
             </w:pPr>
             <w:r>
               <w:rPr>
-                <w:sz w:val="18"/>
+                <w:sz w:val="24"/>
               </w:rPr>
               <w:t>0</w:t>
             </w:r>
@@ -2507,7 +2479,7 @@
         <w:tc>
           <w:tcPr>
             <w:tcW w:type="dxa" w:w="1570"/>
-            <w:shd w:fill="EDF5F3"/>
+            <w:shd w:fill="FFFFFF"/>
           </w:tcPr>
           <w:p>
             <w:pPr>
@@ -2516,7 +2488,7 @@
             </w:pPr>
             <w:r>
               <w:rPr>
-                <w:sz w:val="18"/>
+                <w:sz w:val="24"/>
               </w:rPr>
               <w:t>ER-alpha</w:t>
             </w:r>
@@ -2525,7 +2497,7 @@
         <w:tc>
           <w:tcPr>
             <w:tcW w:type="dxa" w:w="2398"/>
-            <w:shd w:fill="EDF5F3"/>
+            <w:shd w:fill="FFFFFF"/>
           </w:tcPr>
           <w:p>
             <w:pPr>
@@ -2534,7 +2506,7 @@
             </w:pPr>
             <w:r>
               <w:rPr>
-                <w:sz w:val="18"/>
+                <w:sz w:val="24"/>
               </w:rPr>
               <w:t>441</w:t>
             </w:r>
@@ -2543,7 +2515,7 @@
         <w:tc>
           <w:tcPr>
             <w:tcW w:type="dxa" w:w="2220"/>
-            <w:shd w:fill="EDF5F3"/>
+            <w:shd w:fill="FFFFFF"/>
           </w:tcPr>
           <w:p>
             <w:pPr>
@@ -2552,7 +2524,7 @@
             </w:pPr>
             <w:r>
               <w:rPr>
-                <w:sz w:val="18"/>
+                <w:sz w:val="24"/>
               </w:rPr>
               <w:t>495</w:t>
             </w:r>
@@ -2561,7 +2533,7 @@
         <w:tc>
           <w:tcPr>
             <w:tcW w:type="dxa" w:w="1570"/>
-            <w:shd w:fill="EDF5F3"/>
+            <w:shd w:fill="FFFFFF"/>
           </w:tcPr>
           <w:p>
             <w:pPr>
@@ -2570,7 +2542,7 @@
             </w:pPr>
             <w:r>
               <w:rPr>
-                <w:sz w:val="18"/>
+                <w:sz w:val="24"/>
               </w:rPr>
               <w:t>441</w:t>
             </w:r>
@@ -2579,7 +2551,7 @@
         <w:tc>
           <w:tcPr>
             <w:tcW w:type="dxa" w:w="1654"/>
-            <w:shd w:fill="EDF5F3"/>
+            <w:shd w:fill="FFFFFF"/>
           </w:tcPr>
           <w:p>
             <w:pPr>
@@ -2588,7 +2560,7 @@
             </w:pPr>
             <w:r>
               <w:rPr>
-                <w:sz w:val="18"/>
+                <w:sz w:val="24"/>
               </w:rPr>
               <w:t>54</w:t>
             </w:r>
@@ -2648,7 +2620,7 @@
         <w:tc>
           <w:tcPr>
             <w:tcW w:type="dxa" w:w="1142"/>
-            <w:shd w:fill="166C62"/>
+            <w:shd w:fill="FFFFFF"/>
           </w:tcPr>
           <w:p>
             <w:pPr>
@@ -2658,8 +2630,7 @@
             <w:r>
               <w:rPr>
                 <w:b/>
-                <w:color w:val="FFFFFF"/>
-                <w:sz w:val="17"/>
+                <w:sz w:val="24"/>
               </w:rPr>
               <w:t>Target</w:t>
             </w:r>
@@ -2668,7 +2639,7 @@
         <w:tc>
           <w:tcPr>
             <w:tcW w:type="dxa" w:w="1424"/>
-            <w:shd w:fill="166C62"/>
+            <w:shd w:fill="FFFFFF"/>
           </w:tcPr>
           <w:p>
             <w:pPr>
@@ -2678,8 +2649,7 @@
             <w:r>
               <w:rPr>
                 <w:b/>
-                <w:color w:val="FFFFFF"/>
-                <w:sz w:val="17"/>
+                <w:sz w:val="24"/>
               </w:rPr>
               <w:t>Test compounds</w:t>
             </w:r>
@@ -2688,7 +2658,7 @@
         <w:tc>
           <w:tcPr>
             <w:tcW w:type="dxa" w:w="1142"/>
-            <w:shd w:fill="166C62"/>
+            <w:shd w:fill="FFFFFF"/>
           </w:tcPr>
           <w:p>
             <w:pPr>
@@ -2698,8 +2668,7 @@
             <w:r>
               <w:rPr>
                 <w:b/>
-                <w:color w:val="FFFFFF"/>
-                <w:sz w:val="17"/>
+                <w:sz w:val="24"/>
               </w:rPr>
               <w:t>R²</w:t>
             </w:r>
@@ -2708,7 +2677,7 @@
         <w:tc>
           <w:tcPr>
             <w:tcW w:type="dxa" w:w="1142"/>
-            <w:shd w:fill="166C62"/>
+            <w:shd w:fill="FFFFFF"/>
           </w:tcPr>
           <w:p>
             <w:pPr>
@@ -2718,8 +2687,7 @@
             <w:r>
               <w:rPr>
                 <w:b/>
-                <w:color w:val="FFFFFF"/>
-                <w:sz w:val="17"/>
+                <w:sz w:val="24"/>
               </w:rPr>
               <w:t>RMSE</w:t>
             </w:r>
@@ -2728,7 +2696,7 @@
         <w:tc>
           <w:tcPr>
             <w:tcW w:type="dxa" w:w="2049"/>
-            <w:shd w:fill="166C62"/>
+            <w:shd w:fill="FFFFFF"/>
           </w:tcPr>
           <w:p>
             <w:pPr>
@@ -2738,8 +2706,7 @@
             <w:r>
               <w:rPr>
                 <w:b/>
-                <w:color w:val="FFFFFF"/>
-                <w:sz w:val="17"/>
+                <w:sz w:val="24"/>
               </w:rPr>
               <w:t>Conditional 95% RMSE interval</w:t>
             </w:r>
@@ -2748,7 +2715,7 @@
         <w:tc>
           <w:tcPr>
             <w:tcW w:type="dxa" w:w="1142"/>
-            <w:shd w:fill="166C62"/>
+            <w:shd w:fill="FFFFFF"/>
           </w:tcPr>
           <w:p>
             <w:pPr>
@@ -2758,8 +2725,7 @@
             <w:r>
               <w:rPr>
                 <w:b/>
-                <w:color w:val="FFFFFF"/>
-                <w:sz w:val="17"/>
+                <w:sz w:val="24"/>
               </w:rPr>
               <w:t>Spearman</w:t>
             </w:r>
@@ -2768,7 +2734,7 @@
         <w:tc>
           <w:tcPr>
             <w:tcW w:type="dxa" w:w="1372"/>
-            <w:shd w:fill="166C62"/>
+            <w:shd w:fill="FFFFFF"/>
           </w:tcPr>
           <w:p>
             <w:pPr>
@@ -2778,8 +2744,7 @@
             <w:r>
               <w:rPr>
                 <w:b/>
-                <w:color w:val="FFFFFF"/>
-                <w:sz w:val="17"/>
+                <w:sz w:val="24"/>
               </w:rPr>
               <w:t>Baseline RMSE</w:t>
             </w:r>
@@ -2793,7 +2758,7 @@
         <w:tc>
           <w:tcPr>
             <w:tcW w:type="dxa" w:w="1142"/>
-            <w:shd w:fill="EDF5F3"/>
+            <w:shd w:fill="FFFFFF"/>
           </w:tcPr>
           <w:p>
             <w:pPr>
@@ -2802,7 +2767,7 @@
             </w:pPr>
             <w:r>
               <w:rPr>
-                <w:sz w:val="17"/>
+                <w:sz w:val="24"/>
               </w:rPr>
               <w:t>BRAF</w:t>
             </w:r>
@@ -2811,7 +2776,7 @@
         <w:tc>
           <w:tcPr>
             <w:tcW w:type="dxa" w:w="1424"/>
-            <w:shd w:fill="EDF5F3"/>
+            <w:shd w:fill="FFFFFF"/>
           </w:tcPr>
           <w:p>
             <w:pPr>
@@ -2820,7 +2785,7 @@
             </w:pPr>
             <w:r>
               <w:rPr>
-                <w:sz w:val="17"/>
+                <w:sz w:val="24"/>
               </w:rPr>
               <w:t>584</w:t>
             </w:r>
@@ -2829,7 +2794,7 @@
         <w:tc>
           <w:tcPr>
             <w:tcW w:type="dxa" w:w="1142"/>
-            <w:shd w:fill="EDF5F3"/>
+            <w:shd w:fill="FFFFFF"/>
           </w:tcPr>
           <w:p>
             <w:pPr>
@@ -2838,7 +2803,7 @@
             </w:pPr>
             <w:r>
               <w:rPr>
-                <w:sz w:val="17"/>
+                <w:sz w:val="24"/>
               </w:rPr>
               <w:t>0.762</w:t>
             </w:r>
@@ -2847,7 +2812,7 @@
         <w:tc>
           <w:tcPr>
             <w:tcW w:type="dxa" w:w="1142"/>
-            <w:shd w:fill="EDF5F3"/>
+            <w:shd w:fill="FFFFFF"/>
           </w:tcPr>
           <w:p>
             <w:pPr>
@@ -2856,7 +2821,7 @@
             </w:pPr>
             <w:r>
               <w:rPr>
-                <w:sz w:val="17"/>
+                <w:sz w:val="24"/>
               </w:rPr>
               <w:t>0.646</w:t>
             </w:r>
@@ -2865,7 +2830,7 @@
         <w:tc>
           <w:tcPr>
             <w:tcW w:type="dxa" w:w="2049"/>
-            <w:shd w:fill="EDF5F3"/>
+            <w:shd w:fill="FFFFFF"/>
           </w:tcPr>
           <w:p>
             <w:pPr>
@@ -2874,7 +2839,7 @@
             </w:pPr>
             <w:r>
               <w:rPr>
-                <w:sz w:val="17"/>
+                <w:sz w:val="24"/>
               </w:rPr>
               <w:t>0.578–0.720</w:t>
             </w:r>
@@ -2883,7 +2848,7 @@
         <w:tc>
           <w:tcPr>
             <w:tcW w:type="dxa" w:w="1142"/>
-            <w:shd w:fill="EDF5F3"/>
+            <w:shd w:fill="FFFFFF"/>
           </w:tcPr>
           <w:p>
             <w:pPr>
@@ -2892,7 +2857,7 @@
             </w:pPr>
             <w:r>
               <w:rPr>
-                <w:sz w:val="17"/>
+                <w:sz w:val="24"/>
               </w:rPr>
               <w:t>0.859</w:t>
             </w:r>
@@ -2901,7 +2866,7 @@
         <w:tc>
           <w:tcPr>
             <w:tcW w:type="dxa" w:w="1372"/>
-            <w:shd w:fill="EDF5F3"/>
+            <w:shd w:fill="FFFFFF"/>
           </w:tcPr>
           <w:p>
             <w:pPr>
@@ -2910,7 +2875,7 @@
             </w:pPr>
             <w:r>
               <w:rPr>
-                <w:sz w:val="17"/>
+                <w:sz w:val="24"/>
               </w:rPr>
               <w:t>1.342</w:t>
             </w:r>
@@ -2933,7 +2898,7 @@
             </w:pPr>
             <w:r>
               <w:rPr>
-                <w:sz w:val="17"/>
+                <w:sz w:val="24"/>
               </w:rPr>
               <w:t>DRD2</w:t>
             </w:r>
@@ -2951,7 +2916,7 @@
             </w:pPr>
             <w:r>
               <w:rPr>
-                <w:sz w:val="17"/>
+                <w:sz w:val="24"/>
               </w:rPr>
               <w:t>99</w:t>
             </w:r>
@@ -2969,7 +2934,7 @@
             </w:pPr>
             <w:r>
               <w:rPr>
-                <w:sz w:val="17"/>
+                <w:sz w:val="24"/>
               </w:rPr>
               <w:t>0.310</w:t>
             </w:r>
@@ -2987,7 +2952,7 @@
             </w:pPr>
             <w:r>
               <w:rPr>
-                <w:sz w:val="17"/>
+                <w:sz w:val="24"/>
               </w:rPr>
               <w:t>0.902</w:t>
             </w:r>
@@ -3005,7 +2970,7 @@
             </w:pPr>
             <w:r>
               <w:rPr>
-                <w:sz w:val="17"/>
+                <w:sz w:val="24"/>
               </w:rPr>
               <w:t>0.756–1.041</w:t>
             </w:r>
@@ -3023,7 +2988,7 @@
             </w:pPr>
             <w:r>
               <w:rPr>
-                <w:sz w:val="17"/>
+                <w:sz w:val="24"/>
               </w:rPr>
               <w:t>0.574</w:t>
             </w:r>
@@ -3041,7 +3006,7 @@
             </w:pPr>
             <w:r>
               <w:rPr>
-                <w:sz w:val="17"/>
+                <w:sz w:val="24"/>
               </w:rPr>
               <w:t>1.087</w:t>
             </w:r>
@@ -3055,7 +3020,7 @@
         <w:tc>
           <w:tcPr>
             <w:tcW w:type="dxa" w:w="1142"/>
-            <w:shd w:fill="EDF5F3"/>
+            <w:shd w:fill="FFFFFF"/>
           </w:tcPr>
           <w:p>
             <w:pPr>
@@ -3064,7 +3029,7 @@
             </w:pPr>
             <w:r>
               <w:rPr>
-                <w:sz w:val="17"/>
+                <w:sz w:val="24"/>
               </w:rPr>
               <w:t>ER-alpha</w:t>
             </w:r>
@@ -3073,7 +3038,7 @@
         <w:tc>
           <w:tcPr>
             <w:tcW w:type="dxa" w:w="1424"/>
-            <w:shd w:fill="EDF5F3"/>
+            <w:shd w:fill="FFFFFF"/>
           </w:tcPr>
           <w:p>
             <w:pPr>
@@ -3082,7 +3047,7 @@
             </w:pPr>
             <w:r>
               <w:rPr>
-                <w:sz w:val="17"/>
+                <w:sz w:val="24"/>
               </w:rPr>
               <w:t>651</w:t>
             </w:r>
@@ -3091,7 +3056,7 @@
         <w:tc>
           <w:tcPr>
             <w:tcW w:type="dxa" w:w="1142"/>
-            <w:shd w:fill="EDF5F3"/>
+            <w:shd w:fill="FFFFFF"/>
           </w:tcPr>
           <w:p>
             <w:pPr>
@@ -3100,7 +3065,7 @@
             </w:pPr>
             <w:r>
               <w:rPr>
-                <w:sz w:val="17"/>
+                <w:sz w:val="24"/>
               </w:rPr>
               <w:t>0.696</w:t>
             </w:r>
@@ -3109,7 +3074,7 @@
         <w:tc>
           <w:tcPr>
             <w:tcW w:type="dxa" w:w="1142"/>
-            <w:shd w:fill="EDF5F3"/>
+            <w:shd w:fill="FFFFFF"/>
           </w:tcPr>
           <w:p>
             <w:pPr>
@@ -3118,7 +3083,7 @@
             </w:pPr>
             <w:r>
               <w:rPr>
-                <w:sz w:val="17"/>
+                <w:sz w:val="24"/>
               </w:rPr>
               <w:t>0.828</w:t>
             </w:r>
@@ -3127,7 +3092,7 @@
         <w:tc>
           <w:tcPr>
             <w:tcW w:type="dxa" w:w="2049"/>
-            <w:shd w:fill="EDF5F3"/>
+            <w:shd w:fill="FFFFFF"/>
           </w:tcPr>
           <w:p>
             <w:pPr>
@@ -3136,7 +3101,7 @@
             </w:pPr>
             <w:r>
               <w:rPr>
-                <w:sz w:val="17"/>
+                <w:sz w:val="24"/>
               </w:rPr>
               <w:t>0.744–0.925</w:t>
             </w:r>
@@ -3145,7 +3110,7 @@
         <w:tc>
           <w:tcPr>
             <w:tcW w:type="dxa" w:w="1142"/>
-            <w:shd w:fill="EDF5F3"/>
+            <w:shd w:fill="FFFFFF"/>
           </w:tcPr>
           <w:p>
             <w:pPr>
@@ -3154,7 +3119,7 @@
             </w:pPr>
             <w:r>
               <w:rPr>
-                <w:sz w:val="17"/>
+                <w:sz w:val="24"/>
               </w:rPr>
               <w:t>0.836</w:t>
             </w:r>
@@ -3163,7 +3128,7 @@
         <w:tc>
           <w:tcPr>
             <w:tcW w:type="dxa" w:w="1372"/>
-            <w:shd w:fill="EDF5F3"/>
+            <w:shd w:fill="FFFFFF"/>
           </w:tcPr>
           <w:p>
             <w:pPr>
@@ -3172,7 +3137,7 @@
             </w:pPr>
             <w:r>
               <w:rPr>
-                <w:sz w:val="17"/>
+                <w:sz w:val="24"/>
               </w:rPr>
               <w:t>1.503</w:t>
             </w:r>
@@ -3212,10 +3177,10 @@
                     <pic:cNvPicPr/>
                   </pic:nvPicPr>
                   <pic:blipFill>
-                    <a:blip r:embed="rId11">
+                    <a:blip r:embed="rId9">
                       <a:extLst>
                         <a:ext uri="{96DAC541-7B7A-43D3-8B79-37D633B846F1}">
-                          <asvg:svgBlip xmlns:asvg="http://schemas.microsoft.com/office/drawing/2016/SVG/main" r:embed="rId12"/>
+                          <asvg:svgBlip xmlns:asvg="http://schemas.microsoft.com/office/drawing/2016/SVG/main" r:embed="rId10"/>
                         </a:ext>
                       </a:extLst>
                     </a:blip>
@@ -3309,7 +3274,7 @@
         <w:tc>
           <w:tcPr>
             <w:tcW w:type="dxa" w:w="989"/>
-            <w:shd w:fill="166C62"/>
+            <w:shd w:fill="FFFFFF"/>
           </w:tcPr>
           <w:p>
             <w:pPr>
@@ -3319,8 +3284,7 @@
             <w:r>
               <w:rPr>
                 <w:b/>
-                <w:color w:val="FFFFFF"/>
-                <w:sz w:val="18"/>
+                <w:sz w:val="24"/>
               </w:rPr>
               <w:t>Series</w:t>
             </w:r>
@@ -3329,7 +3293,7 @@
         <w:tc>
           <w:tcPr>
             <w:tcW w:type="dxa" w:w="1399"/>
-            <w:shd w:fill="166C62"/>
+            <w:shd w:fill="FFFFFF"/>
           </w:tcPr>
           <w:p>
             <w:pPr>
@@ -3339,8 +3303,7 @@
             <w:r>
               <w:rPr>
                 <w:b/>
-                <w:color w:val="FFFFFF"/>
-                <w:sz w:val="18"/>
+                <w:sz w:val="24"/>
               </w:rPr>
               <w:t>Selected compounds</w:t>
             </w:r>
@@ -3349,7 +3312,7 @@
         <w:tc>
           <w:tcPr>
             <w:tcW w:type="dxa" w:w="1776"/>
-            <w:shd w:fill="166C62"/>
+            <w:shd w:fill="FFFFFF"/>
           </w:tcPr>
           <w:p>
             <w:pPr>
@@ -3359,8 +3322,7 @@
             <w:r>
               <w:rPr>
                 <w:b/>
-                <w:color w:val="FFFFFF"/>
-                <w:sz w:val="18"/>
+                <w:sz w:val="24"/>
               </w:rPr>
               <w:t>Excluded other-core compounds</w:t>
             </w:r>
@@ -3369,7 +3331,7 @@
         <w:tc>
           <w:tcPr>
             <w:tcW w:type="dxa" w:w="1319"/>
-            <w:shd w:fill="166C62"/>
+            <w:shd w:fill="FFFFFF"/>
           </w:tcPr>
           <w:p>
             <w:pPr>
@@ -3379,8 +3341,7 @@
             <w:r>
               <w:rPr>
                 <w:b/>
-                <w:color w:val="FFFFFF"/>
-                <w:sz w:val="18"/>
+                <w:sz w:val="24"/>
               </w:rPr>
               <w:t>Positional pairs</w:t>
             </w:r>
@@ -3389,7 +3350,7 @@
         <w:tc>
           <w:tcPr>
             <w:tcW w:type="dxa" w:w="1978"/>
-            <w:shd w:fill="166C62"/>
+            <w:shd w:fill="FFFFFF"/>
           </w:tcPr>
           <w:p>
             <w:pPr>
@@ -3399,8 +3360,7 @@
             <w:r>
               <w:rPr>
                 <w:b/>
-                <w:color w:val="FFFFFF"/>
-                <w:sz w:val="18"/>
+                <w:sz w:val="24"/>
               </w:rPr>
               <w:t>Default repeated-comparison transformations</w:t>
             </w:r>
@@ -3409,7 +3369,7 @@
         <w:tc>
           <w:tcPr>
             <w:tcW w:type="dxa" w:w="1951"/>
-            <w:shd w:fill="166C62"/>
+            <w:shd w:fill="FFFFFF"/>
           </w:tcPr>
           <w:p>
             <w:pPr>
@@ -3419,8 +3379,7 @@
             <w:r>
               <w:rPr>
                 <w:b/>
-                <w:color w:val="FFFFFF"/>
-                <w:sz w:val="18"/>
+                <w:sz w:val="24"/>
               </w:rPr>
               <w:t>Full directional criterion retained</w:t>
             </w:r>
@@ -3434,7 +3393,7 @@
         <w:tc>
           <w:tcPr>
             <w:tcW w:type="dxa" w:w="989"/>
-            <w:shd w:fill="EDF5F3"/>
+            <w:shd w:fill="FFFFFF"/>
           </w:tcPr>
           <w:p>
             <w:pPr>
@@ -3443,7 +3402,7 @@
             </w:pPr>
             <w:r>
               <w:rPr>
-                <w:sz w:val="18"/>
+                <w:sz w:val="24"/>
               </w:rPr>
               <w:t>BRAF</w:t>
             </w:r>
@@ -3452,7 +3411,7 @@
         <w:tc>
           <w:tcPr>
             <w:tcW w:type="dxa" w:w="1399"/>
-            <w:shd w:fill="EDF5F3"/>
+            <w:shd w:fill="FFFFFF"/>
           </w:tcPr>
           <w:p>
             <w:pPr>
@@ -3461,7 +3420,7 @@
             </w:pPr>
             <w:r>
               <w:rPr>
-                <w:sz w:val="18"/>
+                <w:sz w:val="24"/>
               </w:rPr>
               <w:t>16</w:t>
             </w:r>
@@ -3470,7 +3429,7 @@
         <w:tc>
           <w:tcPr>
             <w:tcW w:type="dxa" w:w="1776"/>
-            <w:shd w:fill="EDF5F3"/>
+            <w:shd w:fill="FFFFFF"/>
           </w:tcPr>
           <w:p>
             <w:pPr>
@@ -3479,7 +3438,7 @@
             </w:pPr>
             <w:r>
               <w:rPr>
-                <w:sz w:val="18"/>
+                <w:sz w:val="24"/>
               </w:rPr>
               <w:t>0</w:t>
             </w:r>
@@ -3488,7 +3447,7 @@
         <w:tc>
           <w:tcPr>
             <w:tcW w:type="dxa" w:w="1319"/>
-            <w:shd w:fill="EDF5F3"/>
+            <w:shd w:fill="FFFFFF"/>
           </w:tcPr>
           <w:p>
             <w:pPr>
@@ -3497,7 +3456,7 @@
             </w:pPr>
             <w:r>
               <w:rPr>
-                <w:sz w:val="18"/>
+                <w:sz w:val="24"/>
               </w:rPr>
               <w:t>29</w:t>
             </w:r>
@@ -3506,7 +3465,7 @@
         <w:tc>
           <w:tcPr>
             <w:tcW w:type="dxa" w:w="1978"/>
-            <w:shd w:fill="EDF5F3"/>
+            <w:shd w:fill="FFFFFF"/>
           </w:tcPr>
           <w:p>
             <w:pPr>
@@ -3515,7 +3474,7 @@
             </w:pPr>
             <w:r>
               <w:rPr>
-                <w:sz w:val="18"/>
+                <w:sz w:val="24"/>
               </w:rPr>
               <w:t>5</w:t>
             </w:r>
@@ -3524,7 +3483,7 @@
         <w:tc>
           <w:tcPr>
             <w:tcW w:type="dxa" w:w="1951"/>
-            <w:shd w:fill="EDF5F3"/>
+            <w:shd w:fill="FFFFFF"/>
           </w:tcPr>
           <w:p>
             <w:pPr>
@@ -3533,7 +3492,7 @@
             </w:pPr>
             <w:r>
               <w:rPr>
-                <w:sz w:val="18"/>
+                <w:sz w:val="24"/>
               </w:rPr>
               <w:t>4</w:t>
             </w:r>
@@ -3556,7 +3515,7 @@
             </w:pPr>
             <w:r>
               <w:rPr>
-                <w:sz w:val="18"/>
+                <w:sz w:val="24"/>
               </w:rPr>
               <w:t>DRD2</w:t>
             </w:r>
@@ -3574,7 +3533,7 @@
             </w:pPr>
             <w:r>
               <w:rPr>
-                <w:sz w:val="18"/>
+                <w:sz w:val="24"/>
               </w:rPr>
               <w:t>23</w:t>
             </w:r>
@@ -3592,7 +3551,7 @@
             </w:pPr>
             <w:r>
               <w:rPr>
-                <w:sz w:val="18"/>
+                <w:sz w:val="24"/>
               </w:rPr>
               <w:t>3</w:t>
             </w:r>
@@ -3610,7 +3569,7 @@
             </w:pPr>
             <w:r>
               <w:rPr>
-                <w:sz w:val="18"/>
+                <w:sz w:val="24"/>
               </w:rPr>
               <w:t>36</w:t>
             </w:r>
@@ -3628,7 +3587,7 @@
             </w:pPr>
             <w:r>
               <w:rPr>
-                <w:sz w:val="18"/>
+                <w:sz w:val="24"/>
               </w:rPr>
               <w:t>5</w:t>
             </w:r>
@@ -3646,7 +3605,7 @@
             </w:pPr>
             <w:r>
               <w:rPr>
-                <w:sz w:val="18"/>
+                <w:sz w:val="24"/>
               </w:rPr>
               <w:t>5</w:t>
             </w:r>
@@ -3660,7 +3619,7 @@
         <w:tc>
           <w:tcPr>
             <w:tcW w:type="dxa" w:w="989"/>
-            <w:shd w:fill="EDF5F3"/>
+            <w:shd w:fill="FFFFFF"/>
           </w:tcPr>
           <w:p>
             <w:pPr>
@@ -3669,7 +3628,7 @@
             </w:pPr>
             <w:r>
               <w:rPr>
-                <w:sz w:val="18"/>
+                <w:sz w:val="24"/>
               </w:rPr>
               <w:t>ER-alpha</w:t>
             </w:r>
@@ -3678,7 +3637,7 @@
         <w:tc>
           <w:tcPr>
             <w:tcW w:type="dxa" w:w="1399"/>
-            <w:shd w:fill="EDF5F3"/>
+            <w:shd w:fill="FFFFFF"/>
           </w:tcPr>
           <w:p>
             <w:pPr>
@@ -3687,7 +3646,7 @@
             </w:pPr>
             <w:r>
               <w:rPr>
-                <w:sz w:val="18"/>
+                <w:sz w:val="24"/>
               </w:rPr>
               <w:t>53</w:t>
             </w:r>
@@ -3696,7 +3655,7 @@
         <w:tc>
           <w:tcPr>
             <w:tcW w:type="dxa" w:w="1776"/>
-            <w:shd w:fill="EDF5F3"/>
+            <w:shd w:fill="FFFFFF"/>
           </w:tcPr>
           <w:p>
             <w:pPr>
@@ -3705,7 +3664,7 @@
             </w:pPr>
             <w:r>
               <w:rPr>
-                <w:sz w:val="18"/>
+                <w:sz w:val="24"/>
               </w:rPr>
               <w:t>0</w:t>
             </w:r>
@@ -3714,7 +3673,7 @@
         <w:tc>
           <w:tcPr>
             <w:tcW w:type="dxa" w:w="1319"/>
-            <w:shd w:fill="EDF5F3"/>
+            <w:shd w:fill="FFFFFF"/>
           </w:tcPr>
           <w:p>
             <w:pPr>
@@ -3723,7 +3682,7 @@
             </w:pPr>
             <w:r>
               <w:rPr>
-                <w:sz w:val="18"/>
+                <w:sz w:val="24"/>
               </w:rPr>
               <w:t>198</w:t>
             </w:r>
@@ -3732,7 +3691,7 @@
         <w:tc>
           <w:tcPr>
             <w:tcW w:type="dxa" w:w="1978"/>
-            <w:shd w:fill="EDF5F3"/>
+            <w:shd w:fill="FFFFFF"/>
           </w:tcPr>
           <w:p>
             <w:pPr>
@@ -3741,7 +3700,7 @@
             </w:pPr>
             <w:r>
               <w:rPr>
-                <w:sz w:val="18"/>
+                <w:sz w:val="24"/>
               </w:rPr>
               <w:t>7</w:t>
             </w:r>
@@ -3750,7 +3709,7 @@
         <w:tc>
           <w:tcPr>
             <w:tcW w:type="dxa" w:w="1951"/>
-            <w:shd w:fill="EDF5F3"/>
+            <w:shd w:fill="FFFFFF"/>
           </w:tcPr>
           <w:p>
             <w:pPr>
@@ -3759,7 +3718,7 @@
             </w:pPr>
             <w:r>
               <w:rPr>
-                <w:sz w:val="18"/>
+                <w:sz w:val="24"/>
               </w:rPr>
               <w:t>6</w:t>
             </w:r>
@@ -3782,7 +3741,7 @@
             </w:pPr>
             <w:r>
               <w:rPr>
-                <w:sz w:val="18"/>
+                <w:sz w:val="24"/>
               </w:rPr>
               <w:t>Total</w:t>
             </w:r>
@@ -3800,7 +3759,7 @@
             </w:pPr>
             <w:r>
               <w:rPr>
-                <w:sz w:val="18"/>
+                <w:sz w:val="24"/>
               </w:rPr>
               <w:t>92</w:t>
             </w:r>
@@ -3818,7 +3777,7 @@
             </w:pPr>
             <w:r>
               <w:rPr>
-                <w:sz w:val="18"/>
+                <w:sz w:val="24"/>
               </w:rPr>
               <w:t>3</w:t>
             </w:r>
@@ -3836,7 +3795,7 @@
             </w:pPr>
             <w:r>
               <w:rPr>
-                <w:sz w:val="18"/>
+                <w:sz w:val="24"/>
               </w:rPr>
               <w:t>263</w:t>
             </w:r>
@@ -3854,7 +3813,7 @@
             </w:pPr>
             <w:r>
               <w:rPr>
-                <w:sz w:val="18"/>
+                <w:sz w:val="24"/>
               </w:rPr>
               <w:t>17</w:t>
             </w:r>
@@ -3872,7 +3831,7 @@
             </w:pPr>
             <w:r>
               <w:rPr>
-                <w:sz w:val="18"/>
+                <w:sz w:val="24"/>
               </w:rPr>
               <w:t>15</w:t>
             </w:r>
@@ -3901,8 +3860,8 @@
       </w:r>
       <w:r>
         <w:rPr>
-          <w:rFonts w:ascii="Consolas" w:hAnsi="Consolas"/>
-          <w:sz w:val="18"/>
+          <w:rFonts w:ascii="Times New Roman" w:hAnsi="Times New Roman"/>
+          <w:sz w:val="24"/>
         </w:rPr>
         <w:t>workbench-audit/</w:t>
       </w:r>
@@ -3918,8 +3877,8 @@
     <w:p>
       <w:r>
         <w:rPr>
-          <w:rFonts w:ascii="Consolas" w:hAnsi="Consolas"/>
-          <w:sz w:val="18"/>
+          <w:rFonts w:ascii="Times New Roman" w:hAnsi="Times New Roman"/>
+          <w:sz w:val="24"/>
         </w:rPr>
         <w:t>python paper/audit_current_workbench.py --out runs/workbench-reproduction</w:t>
       </w:r>
@@ -3948,8 +3907,6 @@
       </w:r>
     </w:p>
     <w:sectPr>
-      <w:headerReference w:type="default" r:id="rId9"/>
-      <w:footerReference w:type="default" r:id="rId10"/>
       <w:pgSz w:w="11906" w:h="16838"/>
       <w:pgMar w:top="1247" w:right="1247" w:bottom="1247" w:left="1247" w:header="567" w:footer="567" w:gutter="0"/>
       <w:cols w:space="720"/>
@@ -3957,35 +3914,6 @@
     </w:sectPr>
   </w:body>
 </w:document>
-</file>
-
-<file path=word/footer1.xml><?xml version="1.0" encoding="utf-8"?>
-<w:ftr xmlns:m="http://schemas.openxmlformats.org/officeDocument/2006/math" xmlns:mc="http://schemas.openxmlformats.org/markup-compatibility/2006" xmlns:mo="http://schemas.microsoft.com/office/mac/office/2008/main" xmlns:mv="urn:schemas-microsoft-com:mac:vml" xmlns:o="urn:schemas-microsoft-com:office:office" xmlns:r="http://schemas.openxmlformats.org/officeDocument/2006/relationships" xmlns:v="urn:schemas-microsoft-com:vml" xmlns:w10="urn:schemas-microsoft-com:office:word" xmlns:w14="http://schemas.microsoft.com/office/word/2010/wordml" xmlns:w="http://schemas.openxmlformats.org/wordprocessingml/2006/main" xmlns:wne="http://schemas.microsoft.com/office/word/2006/wordml" xmlns:wp14="http://schemas.microsoft.com/office/word/2010/wordprocessingDrawing" xmlns:wp="http://schemas.openxmlformats.org/drawingml/2006/wordprocessingDrawing" xmlns:wpc="http://schemas.microsoft.com/office/word/2010/wordprocessingCanvas" xmlns:wpg="http://schemas.microsoft.com/office/word/2010/wordprocessingGroup" xmlns:wpi="http://schemas.microsoft.com/office/word/2010/wordprocessingInk" xmlns:wps="http://schemas.microsoft.com/office/word/2010/wordprocessingShape" mc:Ignorable="w14 wp14">
-  <w:p>
-    <w:pPr>
-      <w:pStyle w:val="Footer"/>
-      <w:jc w:val="right"/>
-    </w:pPr>
-    <w:fldSimple w:instr="PAGE"/>
-  </w:p>
-</w:ftr>
-</file>
-
-<file path=word/header1.xml><?xml version="1.0" encoding="utf-8"?>
-<w:hdr xmlns:m="http://schemas.openxmlformats.org/officeDocument/2006/math" xmlns:mc="http://schemas.openxmlformats.org/markup-compatibility/2006" xmlns:mo="http://schemas.microsoft.com/office/mac/office/2008/main" xmlns:mv="urn:schemas-microsoft-com:mac:vml" xmlns:o="urn:schemas-microsoft-com:office:office" xmlns:r="http://schemas.openxmlformats.org/officeDocument/2006/relationships" xmlns:v="urn:schemas-microsoft-com:vml" xmlns:w10="urn:schemas-microsoft-com:office:word" xmlns:w14="http://schemas.microsoft.com/office/word/2010/wordml" xmlns:w="http://schemas.openxmlformats.org/wordprocessingml/2006/main" xmlns:wne="http://schemas.microsoft.com/office/word/2006/wordml" xmlns:wp14="http://schemas.microsoft.com/office/word/2010/wordprocessingDrawing" xmlns:wp="http://schemas.openxmlformats.org/drawingml/2006/wordprocessingDrawing" xmlns:wpc="http://schemas.microsoft.com/office/word/2010/wordprocessingCanvas" xmlns:wpg="http://schemas.microsoft.com/office/word/2010/wordprocessingGroup" xmlns:wpi="http://schemas.microsoft.com/office/word/2010/wordprocessingInk" xmlns:wps="http://schemas.microsoft.com/office/word/2010/wordprocessingShape" mc:Ignorable="w14 wp14">
-  <w:p>
-    <w:pPr>
-      <w:pStyle w:val="Header"/>
-    </w:pPr>
-    <w:r>
-      <w:rPr>
-        <w:color w:val="6A7784"/>
-        <w:sz w:val="16"/>
-      </w:rPr>
-      <w:t>SARscope · Manuscript draft</w:t>
-    </w:r>
-  </w:p>
-</w:hdr>
 </file>
 
 <file path=word/numbering.xml><?xml version="1.0" encoding="utf-8"?>
@@ -4353,11 +4281,12 @@
     <w:rsid w:val="00FC693F"/>
     <w:pPr>
       <w:widowControl/>
-      <w:spacing w:line="264" w:lineRule="auto" w:after="120"/>
+      <w:spacing w:line="240" w:lineRule="auto" w:after="0" w:before="0"/>
     </w:pPr>
     <w:rPr>
-      <w:rFonts w:ascii="Calibri" w:hAnsi="Calibri"/>
-      <w:sz w:val="22"/>
+      <w:rFonts w:ascii="Times New Roman" w:hAnsi="Times New Roman"/>
+      <w:color w:val="000000"/>
+      <w:sz w:val="24"/>
     </w:rPr>
   </w:style>
   <w:style w:type="paragraph" w:styleId="Header">
@@ -4415,15 +4344,15 @@
     <w:pPr>
       <w:keepNext/>
       <w:keepLines/>
-      <w:spacing w:before="240" w:after="120"/>
+      <w:spacing w:before="240" w:after="0"/>
       <w:outlineLvl w:val="0"/>
     </w:pPr>
     <w:rPr>
-      <w:rFonts w:asciiTheme="majorHAnsi" w:eastAsiaTheme="majorEastAsia" w:hAnsiTheme="majorHAnsi" w:cstheme="majorBidi" w:ascii="Calibri" w:hAnsi="Calibri"/>
+      <w:rFonts w:asciiTheme="majorHAnsi" w:eastAsiaTheme="majorEastAsia" w:hAnsiTheme="majorHAnsi" w:cstheme="majorBidi" w:ascii="Times New Roman" w:hAnsi="Times New Roman"/>
       <w:b/>
       <w:bCs/>
-      <w:color w:val="166C62"/>
-      <w:sz w:val="30"/>
+      <w:color w:val="000000"/>
+      <w:sz w:val="24"/>
       <w:szCs w:val="28"/>
     </w:rPr>
   </w:style>
@@ -4439,14 +4368,14 @@
     <w:pPr>
       <w:keepNext/>
       <w:keepLines/>
-      <w:spacing w:before="240" w:after="120"/>
+      <w:spacing w:before="240" w:after="0"/>
       <w:outlineLvl w:val="1"/>
     </w:pPr>
     <w:rPr>
-      <w:rFonts w:asciiTheme="majorHAnsi" w:eastAsiaTheme="majorEastAsia" w:hAnsiTheme="majorHAnsi" w:cstheme="majorBidi" w:ascii="Calibri" w:hAnsi="Calibri"/>
+      <w:rFonts w:asciiTheme="majorHAnsi" w:eastAsiaTheme="majorEastAsia" w:hAnsiTheme="majorHAnsi" w:cstheme="majorBidi" w:ascii="Times New Roman" w:hAnsi="Times New Roman"/>
       <w:b/>
       <w:bCs/>
-      <w:color w:val="166C62"/>
+      <w:color w:val="000000"/>
       <w:sz w:val="24"/>
       <w:szCs w:val="26"/>
     </w:rPr>
@@ -4705,15 +4634,16 @@
       <w:pBdr>
         <w:bottom w:val="single" w:sz="8" w:space="4" w:color="4F81BD" w:themeColor="accent1"/>
       </w:pBdr>
-      <w:spacing w:after="120" w:line="240" w:lineRule="auto" w:before="0"/>
+      <w:spacing w:after="0" w:line="240" w:lineRule="auto" w:before="240"/>
       <w:contextualSpacing/>
     </w:pPr>
     <w:rPr>
-      <w:rFonts w:asciiTheme="majorHAnsi" w:eastAsiaTheme="majorEastAsia" w:hAnsiTheme="majorHAnsi" w:cstheme="majorBidi" w:ascii="Calibri" w:hAnsi="Calibri"/>
-      <w:color w:val="166C62"/>
+      <w:rFonts w:asciiTheme="majorHAnsi" w:eastAsiaTheme="majorEastAsia" w:hAnsiTheme="majorHAnsi" w:cstheme="majorBidi" w:ascii="Times New Roman" w:hAnsi="Times New Roman"/>
+      <w:b/>
+      <w:color w:val="000000"/>
       <w:spacing w:val="5"/>
       <w:kern w:val="28"/>
-      <w:sz w:val="40"/>
+      <w:sz w:val="24"/>
       <w:szCs w:val="52"/>
     </w:rPr>
   </w:style>
@@ -5151,10 +5081,12 @@
       <w:spacing w:line="240" w:lineRule="auto"/>
     </w:pPr>
     <w:rPr>
+      <w:rFonts w:ascii="Times New Roman" w:hAnsi="Times New Roman"/>
       <w:b/>
       <w:bCs/>
-      <w:color w:val="425564"/>
-      <w:sz w:val="18"/>
+      <w:i w:val="0"/>
+      <w:color w:val="000000"/>
+      <w:sz w:val="24"/>
       <w:szCs w:val="18"/>
     </w:rPr>
   </w:style>

--- a/paper/SARscope_MolInf_supplement.docx
+++ b/paper/SARscope_MolInf_supplement.docx
@@ -69,7 +69,7 @@
           </w:tcPr>
           <w:p>
             <w:pPr>
-              <w:spacing w:after="80" w:before="80" w:line="252" w:lineRule="auto"/>
+              <w:spacing w:after="80" w:before="80" w:line="240" w:lineRule="auto"/>
               <w:jc w:val="left"/>
             </w:pPr>
             <w:r>
@@ -88,7 +88,7 @@
           </w:tcPr>
           <w:p>
             <w:pPr>
-              <w:spacing w:after="80" w:before="80" w:line="252" w:lineRule="auto"/>
+              <w:spacing w:after="80" w:before="80" w:line="240" w:lineRule="auto"/>
               <w:jc w:val="center"/>
             </w:pPr>
             <w:r>
@@ -107,7 +107,7 @@
           </w:tcPr>
           <w:p>
             <w:pPr>
-              <w:spacing w:after="80" w:before="80" w:line="252" w:lineRule="auto"/>
+              <w:spacing w:after="80" w:before="80" w:line="240" w:lineRule="auto"/>
               <w:jc w:val="center"/>
             </w:pPr>
             <w:r>
@@ -126,7 +126,7 @@
           </w:tcPr>
           <w:p>
             <w:pPr>
-              <w:spacing w:after="80" w:before="80" w:line="252" w:lineRule="auto"/>
+              <w:spacing w:after="80" w:before="80" w:line="240" w:lineRule="auto"/>
               <w:jc w:val="center"/>
             </w:pPr>
             <w:r>
@@ -145,7 +145,7 @@
           </w:tcPr>
           <w:p>
             <w:pPr>
-              <w:spacing w:after="80" w:before="80" w:line="252" w:lineRule="auto"/>
+              <w:spacing w:after="80" w:before="80" w:line="240" w:lineRule="auto"/>
               <w:jc w:val="center"/>
             </w:pPr>
             <w:r>
@@ -164,7 +164,7 @@
           </w:tcPr>
           <w:p>
             <w:pPr>
-              <w:spacing w:after="80" w:before="80" w:line="252" w:lineRule="auto"/>
+              <w:spacing w:after="80" w:before="80" w:line="240" w:lineRule="auto"/>
               <w:jc w:val="center"/>
             </w:pPr>
             <w:r>
@@ -183,7 +183,7 @@
           </w:tcPr>
           <w:p>
             <w:pPr>
-              <w:spacing w:after="80" w:before="80" w:line="252" w:lineRule="auto"/>
+              <w:spacing w:after="80" w:before="80" w:line="240" w:lineRule="auto"/>
               <w:jc w:val="center"/>
             </w:pPr>
             <w:r>
@@ -207,7 +207,7 @@
           </w:tcPr>
           <w:p>
             <w:pPr>
-              <w:spacing w:after="80" w:before="80" w:line="252" w:lineRule="auto"/>
+              <w:spacing w:after="80" w:before="80" w:line="240" w:lineRule="auto"/>
               <w:jc w:val="left"/>
             </w:pPr>
             <w:r>
@@ -225,7 +225,7 @@
           </w:tcPr>
           <w:p>
             <w:pPr>
-              <w:spacing w:after="80" w:before="80" w:line="252" w:lineRule="auto"/>
+              <w:spacing w:after="80" w:before="80" w:line="240" w:lineRule="auto"/>
               <w:jc w:val="center"/>
             </w:pPr>
             <w:r>
@@ -243,7 +243,7 @@
           </w:tcPr>
           <w:p>
             <w:pPr>
-              <w:spacing w:after="80" w:before="80" w:line="252" w:lineRule="auto"/>
+              <w:spacing w:after="80" w:before="80" w:line="240" w:lineRule="auto"/>
               <w:jc w:val="center"/>
             </w:pPr>
             <w:r>
@@ -261,7 +261,7 @@
           </w:tcPr>
           <w:p>
             <w:pPr>
-              <w:spacing w:after="80" w:before="80" w:line="252" w:lineRule="auto"/>
+              <w:spacing w:after="80" w:before="80" w:line="240" w:lineRule="auto"/>
               <w:jc w:val="center"/>
             </w:pPr>
             <w:r>
@@ -279,7 +279,7 @@
           </w:tcPr>
           <w:p>
             <w:pPr>
-              <w:spacing w:after="80" w:before="80" w:line="252" w:lineRule="auto"/>
+              <w:spacing w:after="80" w:before="80" w:line="240" w:lineRule="auto"/>
               <w:jc w:val="center"/>
             </w:pPr>
             <w:r>
@@ -297,7 +297,7 @@
           </w:tcPr>
           <w:p>
             <w:pPr>
-              <w:spacing w:after="80" w:before="80" w:line="252" w:lineRule="auto"/>
+              <w:spacing w:after="80" w:before="80" w:line="240" w:lineRule="auto"/>
               <w:jc w:val="center"/>
             </w:pPr>
             <w:r>
@@ -315,7 +315,7 @@
           </w:tcPr>
           <w:p>
             <w:pPr>
-              <w:spacing w:after="80" w:before="80" w:line="252" w:lineRule="auto"/>
+              <w:spacing w:after="80" w:before="80" w:line="240" w:lineRule="auto"/>
               <w:jc w:val="center"/>
             </w:pPr>
             <w:r>
@@ -338,7 +338,7 @@
           </w:tcPr>
           <w:p>
             <w:pPr>
-              <w:spacing w:after="80" w:before="80" w:line="252" w:lineRule="auto"/>
+              <w:spacing w:after="80" w:before="80" w:line="240" w:lineRule="auto"/>
               <w:jc w:val="left"/>
             </w:pPr>
             <w:r>
@@ -356,7 +356,7 @@
           </w:tcPr>
           <w:p>
             <w:pPr>
-              <w:spacing w:after="80" w:before="80" w:line="252" w:lineRule="auto"/>
+              <w:spacing w:after="80" w:before="80" w:line="240" w:lineRule="auto"/>
               <w:jc w:val="center"/>
             </w:pPr>
             <w:r>
@@ -374,7 +374,7 @@
           </w:tcPr>
           <w:p>
             <w:pPr>
-              <w:spacing w:after="80" w:before="80" w:line="252" w:lineRule="auto"/>
+              <w:spacing w:after="80" w:before="80" w:line="240" w:lineRule="auto"/>
               <w:jc w:val="center"/>
             </w:pPr>
             <w:r>
@@ -392,7 +392,7 @@
           </w:tcPr>
           <w:p>
             <w:pPr>
-              <w:spacing w:after="80" w:before="80" w:line="252" w:lineRule="auto"/>
+              <w:spacing w:after="80" w:before="80" w:line="240" w:lineRule="auto"/>
               <w:jc w:val="center"/>
             </w:pPr>
             <w:r>
@@ -410,7 +410,7 @@
           </w:tcPr>
           <w:p>
             <w:pPr>
-              <w:spacing w:after="80" w:before="80" w:line="252" w:lineRule="auto"/>
+              <w:spacing w:after="80" w:before="80" w:line="240" w:lineRule="auto"/>
               <w:jc w:val="center"/>
             </w:pPr>
             <w:r>
@@ -428,7 +428,7 @@
           </w:tcPr>
           <w:p>
             <w:pPr>
-              <w:spacing w:after="80" w:before="80" w:line="252" w:lineRule="auto"/>
+              <w:spacing w:after="80" w:before="80" w:line="240" w:lineRule="auto"/>
               <w:jc w:val="center"/>
             </w:pPr>
             <w:r>
@@ -446,7 +446,7 @@
           </w:tcPr>
           <w:p>
             <w:pPr>
-              <w:spacing w:after="80" w:before="80" w:line="252" w:lineRule="auto"/>
+              <w:spacing w:after="80" w:before="80" w:line="240" w:lineRule="auto"/>
               <w:jc w:val="center"/>
             </w:pPr>
             <w:r>
@@ -469,7 +469,7 @@
           </w:tcPr>
           <w:p>
             <w:pPr>
-              <w:spacing w:after="80" w:before="80" w:line="252" w:lineRule="auto"/>
+              <w:spacing w:after="80" w:before="80" w:line="240" w:lineRule="auto"/>
               <w:jc w:val="left"/>
             </w:pPr>
             <w:r>
@@ -487,7 +487,7 @@
           </w:tcPr>
           <w:p>
             <w:pPr>
-              <w:spacing w:after="80" w:before="80" w:line="252" w:lineRule="auto"/>
+              <w:spacing w:after="80" w:before="80" w:line="240" w:lineRule="auto"/>
               <w:jc w:val="center"/>
             </w:pPr>
             <w:r>
@@ -505,7 +505,7 @@
           </w:tcPr>
           <w:p>
             <w:pPr>
-              <w:spacing w:after="80" w:before="80" w:line="252" w:lineRule="auto"/>
+              <w:spacing w:after="80" w:before="80" w:line="240" w:lineRule="auto"/>
               <w:jc w:val="center"/>
             </w:pPr>
             <w:r>
@@ -523,7 +523,7 @@
           </w:tcPr>
           <w:p>
             <w:pPr>
-              <w:spacing w:after="80" w:before="80" w:line="252" w:lineRule="auto"/>
+              <w:spacing w:after="80" w:before="80" w:line="240" w:lineRule="auto"/>
               <w:jc w:val="center"/>
             </w:pPr>
             <w:r>
@@ -541,7 +541,7 @@
           </w:tcPr>
           <w:p>
             <w:pPr>
-              <w:spacing w:after="80" w:before="80" w:line="252" w:lineRule="auto"/>
+              <w:spacing w:after="80" w:before="80" w:line="240" w:lineRule="auto"/>
               <w:jc w:val="center"/>
             </w:pPr>
             <w:r>
@@ -559,7 +559,7 @@
           </w:tcPr>
           <w:p>
             <w:pPr>
-              <w:spacing w:after="80" w:before="80" w:line="252" w:lineRule="auto"/>
+              <w:spacing w:after="80" w:before="80" w:line="240" w:lineRule="auto"/>
               <w:jc w:val="center"/>
             </w:pPr>
             <w:r>
@@ -577,7 +577,7 @@
           </w:tcPr>
           <w:p>
             <w:pPr>
-              <w:spacing w:after="80" w:before="80" w:line="252" w:lineRule="auto"/>
+              <w:spacing w:after="80" w:before="80" w:line="240" w:lineRule="auto"/>
               <w:jc w:val="center"/>
             </w:pPr>
             <w:r>
@@ -655,7 +655,7 @@
           </w:tcPr>
           <w:p>
             <w:pPr>
-              <w:spacing w:after="80" w:before="80" w:line="252" w:lineRule="auto"/>
+              <w:spacing w:after="80" w:before="80" w:line="240" w:lineRule="auto"/>
               <w:jc w:val="left"/>
             </w:pPr>
             <w:r>
@@ -674,7 +674,7 @@
           </w:tcPr>
           <w:p>
             <w:pPr>
-              <w:spacing w:after="80" w:before="80" w:line="252" w:lineRule="auto"/>
+              <w:spacing w:after="80" w:before="80" w:line="240" w:lineRule="auto"/>
               <w:jc w:val="center"/>
             </w:pPr>
             <w:r>
@@ -693,7 +693,7 @@
           </w:tcPr>
           <w:p>
             <w:pPr>
-              <w:spacing w:after="80" w:before="80" w:line="252" w:lineRule="auto"/>
+              <w:spacing w:after="80" w:before="80" w:line="240" w:lineRule="auto"/>
               <w:jc w:val="center"/>
             </w:pPr>
             <w:r>
@@ -712,7 +712,7 @@
           </w:tcPr>
           <w:p>
             <w:pPr>
-              <w:spacing w:after="80" w:before="80" w:line="252" w:lineRule="auto"/>
+              <w:spacing w:after="80" w:before="80" w:line="240" w:lineRule="auto"/>
               <w:jc w:val="center"/>
             </w:pPr>
             <w:r>
@@ -731,7 +731,7 @@
           </w:tcPr>
           <w:p>
             <w:pPr>
-              <w:spacing w:after="80" w:before="80" w:line="252" w:lineRule="auto"/>
+              <w:spacing w:after="80" w:before="80" w:line="240" w:lineRule="auto"/>
               <w:jc w:val="center"/>
             </w:pPr>
             <w:r>
@@ -750,7 +750,7 @@
           </w:tcPr>
           <w:p>
             <w:pPr>
-              <w:spacing w:after="80" w:before="80" w:line="252" w:lineRule="auto"/>
+              <w:spacing w:after="80" w:before="80" w:line="240" w:lineRule="auto"/>
               <w:jc w:val="center"/>
             </w:pPr>
             <w:r>
@@ -774,7 +774,7 @@
           </w:tcPr>
           <w:p>
             <w:pPr>
-              <w:spacing w:after="80" w:before="80" w:line="252" w:lineRule="auto"/>
+              <w:spacing w:after="80" w:before="80" w:line="240" w:lineRule="auto"/>
               <w:jc w:val="left"/>
             </w:pPr>
             <w:r>
@@ -792,7 +792,7 @@
           </w:tcPr>
           <w:p>
             <w:pPr>
-              <w:spacing w:after="80" w:before="80" w:line="252" w:lineRule="auto"/>
+              <w:spacing w:after="80" w:before="80" w:line="240" w:lineRule="auto"/>
               <w:jc w:val="center"/>
             </w:pPr>
             <w:r>
@@ -810,7 +810,7 @@
           </w:tcPr>
           <w:p>
             <w:pPr>
-              <w:spacing w:after="80" w:before="80" w:line="252" w:lineRule="auto"/>
+              <w:spacing w:after="80" w:before="80" w:line="240" w:lineRule="auto"/>
               <w:jc w:val="center"/>
             </w:pPr>
             <w:r>
@@ -828,7 +828,7 @@
           </w:tcPr>
           <w:p>
             <w:pPr>
-              <w:spacing w:after="80" w:before="80" w:line="252" w:lineRule="auto"/>
+              <w:spacing w:after="80" w:before="80" w:line="240" w:lineRule="auto"/>
               <w:jc w:val="center"/>
             </w:pPr>
             <w:r>
@@ -846,7 +846,7 @@
           </w:tcPr>
           <w:p>
             <w:pPr>
-              <w:spacing w:after="80" w:before="80" w:line="252" w:lineRule="auto"/>
+              <w:spacing w:after="80" w:before="80" w:line="240" w:lineRule="auto"/>
               <w:jc w:val="center"/>
             </w:pPr>
             <w:r>
@@ -864,7 +864,7 @@
           </w:tcPr>
           <w:p>
             <w:pPr>
-              <w:spacing w:after="80" w:before="80" w:line="252" w:lineRule="auto"/>
+              <w:spacing w:after="80" w:before="80" w:line="240" w:lineRule="auto"/>
               <w:jc w:val="center"/>
             </w:pPr>
             <w:r>
@@ -887,7 +887,7 @@
           </w:tcPr>
           <w:p>
             <w:pPr>
-              <w:spacing w:after="80" w:before="80" w:line="252" w:lineRule="auto"/>
+              <w:spacing w:after="80" w:before="80" w:line="240" w:lineRule="auto"/>
               <w:jc w:val="left"/>
             </w:pPr>
             <w:r>
@@ -905,7 +905,7 @@
           </w:tcPr>
           <w:p>
             <w:pPr>
-              <w:spacing w:after="80" w:before="80" w:line="252" w:lineRule="auto"/>
+              <w:spacing w:after="80" w:before="80" w:line="240" w:lineRule="auto"/>
               <w:jc w:val="center"/>
             </w:pPr>
             <w:r>
@@ -923,7 +923,7 @@
           </w:tcPr>
           <w:p>
             <w:pPr>
-              <w:spacing w:after="80" w:before="80" w:line="252" w:lineRule="auto"/>
+              <w:spacing w:after="80" w:before="80" w:line="240" w:lineRule="auto"/>
               <w:jc w:val="center"/>
             </w:pPr>
             <w:r>
@@ -941,7 +941,7 @@
           </w:tcPr>
           <w:p>
             <w:pPr>
-              <w:spacing w:after="80" w:before="80" w:line="252" w:lineRule="auto"/>
+              <w:spacing w:after="80" w:before="80" w:line="240" w:lineRule="auto"/>
               <w:jc w:val="center"/>
             </w:pPr>
             <w:r>
@@ -959,7 +959,7 @@
           </w:tcPr>
           <w:p>
             <w:pPr>
-              <w:spacing w:after="80" w:before="80" w:line="252" w:lineRule="auto"/>
+              <w:spacing w:after="80" w:before="80" w:line="240" w:lineRule="auto"/>
               <w:jc w:val="center"/>
             </w:pPr>
             <w:r>
@@ -977,7 +977,7 @@
           </w:tcPr>
           <w:p>
             <w:pPr>
-              <w:spacing w:after="80" w:before="80" w:line="252" w:lineRule="auto"/>
+              <w:spacing w:after="80" w:before="80" w:line="240" w:lineRule="auto"/>
               <w:jc w:val="center"/>
             </w:pPr>
             <w:r>
@@ -1000,7 +1000,7 @@
           </w:tcPr>
           <w:p>
             <w:pPr>
-              <w:spacing w:after="80" w:before="80" w:line="252" w:lineRule="auto"/>
+              <w:spacing w:after="80" w:before="80" w:line="240" w:lineRule="auto"/>
               <w:jc w:val="left"/>
             </w:pPr>
             <w:r>
@@ -1018,7 +1018,7 @@
           </w:tcPr>
           <w:p>
             <w:pPr>
-              <w:spacing w:after="80" w:before="80" w:line="252" w:lineRule="auto"/>
+              <w:spacing w:after="80" w:before="80" w:line="240" w:lineRule="auto"/>
               <w:jc w:val="center"/>
             </w:pPr>
             <w:r>
@@ -1036,7 +1036,7 @@
           </w:tcPr>
           <w:p>
             <w:pPr>
-              <w:spacing w:after="80" w:before="80" w:line="252" w:lineRule="auto"/>
+              <w:spacing w:after="80" w:before="80" w:line="240" w:lineRule="auto"/>
               <w:jc w:val="center"/>
             </w:pPr>
             <w:r>
@@ -1054,7 +1054,7 @@
           </w:tcPr>
           <w:p>
             <w:pPr>
-              <w:spacing w:after="80" w:before="80" w:line="252" w:lineRule="auto"/>
+              <w:spacing w:after="80" w:before="80" w:line="240" w:lineRule="auto"/>
               <w:jc w:val="center"/>
             </w:pPr>
             <w:r>
@@ -1072,7 +1072,7 @@
           </w:tcPr>
           <w:p>
             <w:pPr>
-              <w:spacing w:after="80" w:before="80" w:line="252" w:lineRule="auto"/>
+              <w:spacing w:after="80" w:before="80" w:line="240" w:lineRule="auto"/>
               <w:jc w:val="center"/>
             </w:pPr>
             <w:r>
@@ -1090,7 +1090,7 @@
           </w:tcPr>
           <w:p>
             <w:pPr>
-              <w:spacing w:after="80" w:before="80" w:line="252" w:lineRule="auto"/>
+              <w:spacing w:after="80" w:before="80" w:line="240" w:lineRule="auto"/>
               <w:jc w:val="center"/>
             </w:pPr>
             <w:r>
@@ -1217,7 +1217,7 @@
           </w:tcPr>
           <w:p>
             <w:pPr>
-              <w:spacing w:after="80" w:before="80" w:line="252" w:lineRule="auto"/>
+              <w:spacing w:after="80" w:before="80" w:line="240" w:lineRule="auto"/>
               <w:jc w:val="left"/>
             </w:pPr>
             <w:r>
@@ -1236,7 +1236,7 @@
           </w:tcPr>
           <w:p>
             <w:pPr>
-              <w:spacing w:after="80" w:before="80" w:line="252" w:lineRule="auto"/>
+              <w:spacing w:after="80" w:before="80" w:line="240" w:lineRule="auto"/>
               <w:jc w:val="center"/>
             </w:pPr>
             <w:r>
@@ -1255,7 +1255,7 @@
           </w:tcPr>
           <w:p>
             <w:pPr>
-              <w:spacing w:after="80" w:before="80" w:line="252" w:lineRule="auto"/>
+              <w:spacing w:after="80" w:before="80" w:line="240" w:lineRule="auto"/>
               <w:jc w:val="center"/>
             </w:pPr>
             <w:r>
@@ -1274,7 +1274,7 @@
           </w:tcPr>
           <w:p>
             <w:pPr>
-              <w:spacing w:after="80" w:before="80" w:line="252" w:lineRule="auto"/>
+              <w:spacing w:after="80" w:before="80" w:line="240" w:lineRule="auto"/>
               <w:jc w:val="center"/>
             </w:pPr>
             <w:r>
@@ -1293,7 +1293,7 @@
           </w:tcPr>
           <w:p>
             <w:pPr>
-              <w:spacing w:after="80" w:before="80" w:line="252" w:lineRule="auto"/>
+              <w:spacing w:after="80" w:before="80" w:line="240" w:lineRule="auto"/>
               <w:jc w:val="center"/>
             </w:pPr>
             <w:r>
@@ -1317,7 +1317,7 @@
           </w:tcPr>
           <w:p>
             <w:pPr>
-              <w:spacing w:after="80" w:before="80" w:line="252" w:lineRule="auto"/>
+              <w:spacing w:after="80" w:before="80" w:line="240" w:lineRule="auto"/>
               <w:jc w:val="left"/>
             </w:pPr>
             <w:r>
@@ -1335,7 +1335,7 @@
           </w:tcPr>
           <w:p>
             <w:pPr>
-              <w:spacing w:after="80" w:before="80" w:line="252" w:lineRule="auto"/>
+              <w:spacing w:after="80" w:before="80" w:line="240" w:lineRule="auto"/>
               <w:jc w:val="center"/>
             </w:pPr>
             <w:r>
@@ -1353,7 +1353,7 @@
           </w:tcPr>
           <w:p>
             <w:pPr>
-              <w:spacing w:after="80" w:before="80" w:line="252" w:lineRule="auto"/>
+              <w:spacing w:after="80" w:before="80" w:line="240" w:lineRule="auto"/>
               <w:jc w:val="center"/>
             </w:pPr>
             <w:r>
@@ -1371,7 +1371,7 @@
           </w:tcPr>
           <w:p>
             <w:pPr>
-              <w:spacing w:after="80" w:before="80" w:line="252" w:lineRule="auto"/>
+              <w:spacing w:after="80" w:before="80" w:line="240" w:lineRule="auto"/>
               <w:jc w:val="center"/>
             </w:pPr>
             <w:r>
@@ -1389,7 +1389,7 @@
           </w:tcPr>
           <w:p>
             <w:pPr>
-              <w:spacing w:after="80" w:before="80" w:line="252" w:lineRule="auto"/>
+              <w:spacing w:after="80" w:before="80" w:line="240" w:lineRule="auto"/>
               <w:jc w:val="center"/>
             </w:pPr>
             <w:r>
@@ -1412,7 +1412,7 @@
           </w:tcPr>
           <w:p>
             <w:pPr>
-              <w:spacing w:after="80" w:before="80" w:line="252" w:lineRule="auto"/>
+              <w:spacing w:after="80" w:before="80" w:line="240" w:lineRule="auto"/>
               <w:jc w:val="left"/>
             </w:pPr>
             <w:r>
@@ -1430,7 +1430,7 @@
           </w:tcPr>
           <w:p>
             <w:pPr>
-              <w:spacing w:after="80" w:before="80" w:line="252" w:lineRule="auto"/>
+              <w:spacing w:after="80" w:before="80" w:line="240" w:lineRule="auto"/>
               <w:jc w:val="center"/>
             </w:pPr>
             <w:r>
@@ -1448,7 +1448,7 @@
           </w:tcPr>
           <w:p>
             <w:pPr>
-              <w:spacing w:after="80" w:before="80" w:line="252" w:lineRule="auto"/>
+              <w:spacing w:after="80" w:before="80" w:line="240" w:lineRule="auto"/>
               <w:jc w:val="center"/>
             </w:pPr>
             <w:r>
@@ -1466,7 +1466,7 @@
           </w:tcPr>
           <w:p>
             <w:pPr>
-              <w:spacing w:after="80" w:before="80" w:line="252" w:lineRule="auto"/>
+              <w:spacing w:after="80" w:before="80" w:line="240" w:lineRule="auto"/>
               <w:jc w:val="center"/>
             </w:pPr>
             <w:r>
@@ -1484,7 +1484,7 @@
           </w:tcPr>
           <w:p>
             <w:pPr>
-              <w:spacing w:after="80" w:before="80" w:line="252" w:lineRule="auto"/>
+              <w:spacing w:after="80" w:before="80" w:line="240" w:lineRule="auto"/>
               <w:jc w:val="center"/>
             </w:pPr>
             <w:r>
@@ -1507,7 +1507,7 @@
           </w:tcPr>
           <w:p>
             <w:pPr>
-              <w:spacing w:after="80" w:before="80" w:line="252" w:lineRule="auto"/>
+              <w:spacing w:after="80" w:before="80" w:line="240" w:lineRule="auto"/>
               <w:jc w:val="left"/>
             </w:pPr>
             <w:r>
@@ -1525,7 +1525,7 @@
           </w:tcPr>
           <w:p>
             <w:pPr>
-              <w:spacing w:after="80" w:before="80" w:line="252" w:lineRule="auto"/>
+              <w:spacing w:after="80" w:before="80" w:line="240" w:lineRule="auto"/>
               <w:jc w:val="center"/>
             </w:pPr>
             <w:r>
@@ -1543,7 +1543,7 @@
           </w:tcPr>
           <w:p>
             <w:pPr>
-              <w:spacing w:after="80" w:before="80" w:line="252" w:lineRule="auto"/>
+              <w:spacing w:after="80" w:before="80" w:line="240" w:lineRule="auto"/>
               <w:jc w:val="center"/>
             </w:pPr>
             <w:r>
@@ -1561,7 +1561,7 @@
           </w:tcPr>
           <w:p>
             <w:pPr>
-              <w:spacing w:after="80" w:before="80" w:line="252" w:lineRule="auto"/>
+              <w:spacing w:after="80" w:before="80" w:line="240" w:lineRule="auto"/>
               <w:jc w:val="center"/>
             </w:pPr>
             <w:r>
@@ -1579,7 +1579,7 @@
           </w:tcPr>
           <w:p>
             <w:pPr>
-              <w:spacing w:after="80" w:before="80" w:line="252" w:lineRule="auto"/>
+              <w:spacing w:after="80" w:before="80" w:line="240" w:lineRule="auto"/>
               <w:jc w:val="center"/>
             </w:pPr>
             <w:r>
@@ -1602,7 +1602,7 @@
           </w:tcPr>
           <w:p>
             <w:pPr>
-              <w:spacing w:after="80" w:before="80" w:line="252" w:lineRule="auto"/>
+              <w:spacing w:after="80" w:before="80" w:line="240" w:lineRule="auto"/>
               <w:jc w:val="left"/>
             </w:pPr>
             <w:r>
@@ -1620,7 +1620,7 @@
           </w:tcPr>
           <w:p>
             <w:pPr>
-              <w:spacing w:after="80" w:before="80" w:line="252" w:lineRule="auto"/>
+              <w:spacing w:after="80" w:before="80" w:line="240" w:lineRule="auto"/>
               <w:jc w:val="center"/>
             </w:pPr>
             <w:r>
@@ -1638,7 +1638,7 @@
           </w:tcPr>
           <w:p>
             <w:pPr>
-              <w:spacing w:after="80" w:before="80" w:line="252" w:lineRule="auto"/>
+              <w:spacing w:after="80" w:before="80" w:line="240" w:lineRule="auto"/>
               <w:jc w:val="center"/>
             </w:pPr>
             <w:r>
@@ -1656,7 +1656,7 @@
           </w:tcPr>
           <w:p>
             <w:pPr>
-              <w:spacing w:after="80" w:before="80" w:line="252" w:lineRule="auto"/>
+              <w:spacing w:after="80" w:before="80" w:line="240" w:lineRule="auto"/>
               <w:jc w:val="center"/>
             </w:pPr>
             <w:r>
@@ -1674,7 +1674,7 @@
           </w:tcPr>
           <w:p>
             <w:pPr>
-              <w:spacing w:after="80" w:before="80" w:line="252" w:lineRule="auto"/>
+              <w:spacing w:after="80" w:before="80" w:line="240" w:lineRule="auto"/>
               <w:jc w:val="center"/>
             </w:pPr>
             <w:r>
@@ -1746,7 +1746,7 @@
           </w:tcPr>
           <w:p>
             <w:pPr>
-              <w:spacing w:after="80" w:before="80" w:line="252" w:lineRule="auto"/>
+              <w:spacing w:after="80" w:before="80" w:line="240" w:lineRule="auto"/>
               <w:jc w:val="left"/>
             </w:pPr>
             <w:r>
@@ -1765,7 +1765,7 @@
           </w:tcPr>
           <w:p>
             <w:pPr>
-              <w:spacing w:after="80" w:before="80" w:line="252" w:lineRule="auto"/>
+              <w:spacing w:after="80" w:before="80" w:line="240" w:lineRule="auto"/>
               <w:jc w:val="center"/>
             </w:pPr>
             <w:r>
@@ -1784,7 +1784,7 @@
           </w:tcPr>
           <w:p>
             <w:pPr>
-              <w:spacing w:after="80" w:before="80" w:line="252" w:lineRule="auto"/>
+              <w:spacing w:after="80" w:before="80" w:line="240" w:lineRule="auto"/>
               <w:jc w:val="center"/>
             </w:pPr>
             <w:r>
@@ -1803,7 +1803,7 @@
           </w:tcPr>
           <w:p>
             <w:pPr>
-              <w:spacing w:after="80" w:before="80" w:line="252" w:lineRule="auto"/>
+              <w:spacing w:after="80" w:before="80" w:line="240" w:lineRule="auto"/>
               <w:jc w:val="center"/>
             </w:pPr>
             <w:r>
@@ -1822,7 +1822,7 @@
           </w:tcPr>
           <w:p>
             <w:pPr>
-              <w:spacing w:after="80" w:before="80" w:line="252" w:lineRule="auto"/>
+              <w:spacing w:after="80" w:before="80" w:line="240" w:lineRule="auto"/>
               <w:jc w:val="center"/>
             </w:pPr>
             <w:r>
@@ -1846,7 +1846,7 @@
           </w:tcPr>
           <w:p>
             <w:pPr>
-              <w:spacing w:after="80" w:before="80" w:line="252" w:lineRule="auto"/>
+              <w:spacing w:after="80" w:before="80" w:line="240" w:lineRule="auto"/>
               <w:jc w:val="left"/>
             </w:pPr>
             <w:r>
@@ -1864,7 +1864,7 @@
           </w:tcPr>
           <w:p>
             <w:pPr>
-              <w:spacing w:after="80" w:before="80" w:line="252" w:lineRule="auto"/>
+              <w:spacing w:after="80" w:before="80" w:line="240" w:lineRule="auto"/>
               <w:jc w:val="center"/>
             </w:pPr>
             <w:r>
@@ -1882,7 +1882,7 @@
           </w:tcPr>
           <w:p>
             <w:pPr>
-              <w:spacing w:after="80" w:before="80" w:line="252" w:lineRule="auto"/>
+              <w:spacing w:after="80" w:before="80" w:line="240" w:lineRule="auto"/>
               <w:jc w:val="center"/>
             </w:pPr>
             <w:r>
@@ -1900,7 +1900,7 @@
           </w:tcPr>
           <w:p>
             <w:pPr>
-              <w:spacing w:after="80" w:before="80" w:line="252" w:lineRule="auto"/>
+              <w:spacing w:after="80" w:before="80" w:line="240" w:lineRule="auto"/>
               <w:jc w:val="center"/>
             </w:pPr>
             <w:r>
@@ -1918,7 +1918,7 @@
           </w:tcPr>
           <w:p>
             <w:pPr>
-              <w:spacing w:after="80" w:before="80" w:line="252" w:lineRule="auto"/>
+              <w:spacing w:after="80" w:before="80" w:line="240" w:lineRule="auto"/>
               <w:jc w:val="center"/>
             </w:pPr>
             <w:r>
@@ -1941,7 +1941,7 @@
           </w:tcPr>
           <w:p>
             <w:pPr>
-              <w:spacing w:after="80" w:before="80" w:line="252" w:lineRule="auto"/>
+              <w:spacing w:after="80" w:before="80" w:line="240" w:lineRule="auto"/>
               <w:jc w:val="left"/>
             </w:pPr>
             <w:r>
@@ -1959,7 +1959,7 @@
           </w:tcPr>
           <w:p>
             <w:pPr>
-              <w:spacing w:after="80" w:before="80" w:line="252" w:lineRule="auto"/>
+              <w:spacing w:after="80" w:before="80" w:line="240" w:lineRule="auto"/>
               <w:jc w:val="center"/>
             </w:pPr>
             <w:r>
@@ -1977,7 +1977,7 @@
           </w:tcPr>
           <w:p>
             <w:pPr>
-              <w:spacing w:after="80" w:before="80" w:line="252" w:lineRule="auto"/>
+              <w:spacing w:after="80" w:before="80" w:line="240" w:lineRule="auto"/>
               <w:jc w:val="center"/>
             </w:pPr>
             <w:r>
@@ -1995,7 +1995,7 @@
           </w:tcPr>
           <w:p>
             <w:pPr>
-              <w:spacing w:after="80" w:before="80" w:line="252" w:lineRule="auto"/>
+              <w:spacing w:after="80" w:before="80" w:line="240" w:lineRule="auto"/>
               <w:jc w:val="center"/>
             </w:pPr>
             <w:r>
@@ -2013,7 +2013,7 @@
           </w:tcPr>
           <w:p>
             <w:pPr>
-              <w:spacing w:after="80" w:before="80" w:line="252" w:lineRule="auto"/>
+              <w:spacing w:after="80" w:before="80" w:line="240" w:lineRule="auto"/>
               <w:jc w:val="center"/>
             </w:pPr>
             <w:r>
@@ -2036,7 +2036,7 @@
           </w:tcPr>
           <w:p>
             <w:pPr>
-              <w:spacing w:after="80" w:before="80" w:line="252" w:lineRule="auto"/>
+              <w:spacing w:after="80" w:before="80" w:line="240" w:lineRule="auto"/>
               <w:jc w:val="left"/>
             </w:pPr>
             <w:r>
@@ -2054,7 +2054,7 @@
           </w:tcPr>
           <w:p>
             <w:pPr>
-              <w:spacing w:after="80" w:before="80" w:line="252" w:lineRule="auto"/>
+              <w:spacing w:after="80" w:before="80" w:line="240" w:lineRule="auto"/>
               <w:jc w:val="center"/>
             </w:pPr>
             <w:r>
@@ -2072,7 +2072,7 @@
           </w:tcPr>
           <w:p>
             <w:pPr>
-              <w:spacing w:after="80" w:before="80" w:line="252" w:lineRule="auto"/>
+              <w:spacing w:after="80" w:before="80" w:line="240" w:lineRule="auto"/>
               <w:jc w:val="center"/>
             </w:pPr>
             <w:r>
@@ -2090,7 +2090,7 @@
           </w:tcPr>
           <w:p>
             <w:pPr>
-              <w:spacing w:after="80" w:before="80" w:line="252" w:lineRule="auto"/>
+              <w:spacing w:after="80" w:before="80" w:line="240" w:lineRule="auto"/>
               <w:jc w:val="center"/>
             </w:pPr>
             <w:r>
@@ -2108,7 +2108,7 @@
           </w:tcPr>
           <w:p>
             <w:pPr>
-              <w:spacing w:after="80" w:before="80" w:line="252" w:lineRule="auto"/>
+              <w:spacing w:after="80" w:before="80" w:line="240" w:lineRule="auto"/>
               <w:jc w:val="center"/>
             </w:pPr>
             <w:r>
@@ -2193,7 +2193,7 @@
           </w:tcPr>
           <w:p>
             <w:pPr>
-              <w:spacing w:after="80" w:before="80" w:line="252" w:lineRule="auto"/>
+              <w:spacing w:after="80" w:before="80" w:line="240" w:lineRule="auto"/>
               <w:jc w:val="left"/>
             </w:pPr>
             <w:r>
@@ -2212,7 +2212,7 @@
           </w:tcPr>
           <w:p>
             <w:pPr>
-              <w:spacing w:after="80" w:before="80" w:line="252" w:lineRule="auto"/>
+              <w:spacing w:after="80" w:before="80" w:line="240" w:lineRule="auto"/>
               <w:jc w:val="center"/>
             </w:pPr>
             <w:r>
@@ -2231,7 +2231,7 @@
           </w:tcPr>
           <w:p>
             <w:pPr>
-              <w:spacing w:after="80" w:before="80" w:line="252" w:lineRule="auto"/>
+              <w:spacing w:after="80" w:before="80" w:line="240" w:lineRule="auto"/>
               <w:jc w:val="center"/>
             </w:pPr>
             <w:r>
@@ -2250,7 +2250,7 @@
           </w:tcPr>
           <w:p>
             <w:pPr>
-              <w:spacing w:after="80" w:before="80" w:line="252" w:lineRule="auto"/>
+              <w:spacing w:after="80" w:before="80" w:line="240" w:lineRule="auto"/>
               <w:jc w:val="center"/>
             </w:pPr>
             <w:r>
@@ -2269,7 +2269,7 @@
           </w:tcPr>
           <w:p>
             <w:pPr>
-              <w:spacing w:after="80" w:before="80" w:line="252" w:lineRule="auto"/>
+              <w:spacing w:after="80" w:before="80" w:line="240" w:lineRule="auto"/>
               <w:jc w:val="center"/>
             </w:pPr>
             <w:r>
@@ -2293,7 +2293,7 @@
           </w:tcPr>
           <w:p>
             <w:pPr>
-              <w:spacing w:after="80" w:before="80" w:line="252" w:lineRule="auto"/>
+              <w:spacing w:after="80" w:before="80" w:line="240" w:lineRule="auto"/>
               <w:jc w:val="left"/>
             </w:pPr>
             <w:r>
@@ -2311,7 +2311,7 @@
           </w:tcPr>
           <w:p>
             <w:pPr>
-              <w:spacing w:after="80" w:before="80" w:line="252" w:lineRule="auto"/>
+              <w:spacing w:after="80" w:before="80" w:line="240" w:lineRule="auto"/>
               <w:jc w:val="center"/>
             </w:pPr>
             <w:r>
@@ -2329,7 +2329,7 @@
           </w:tcPr>
           <w:p>
             <w:pPr>
-              <w:spacing w:after="80" w:before="80" w:line="252" w:lineRule="auto"/>
+              <w:spacing w:after="80" w:before="80" w:line="240" w:lineRule="auto"/>
               <w:jc w:val="center"/>
             </w:pPr>
             <w:r>
@@ -2347,7 +2347,7 @@
           </w:tcPr>
           <w:p>
             <w:pPr>
-              <w:spacing w:after="80" w:before="80" w:line="252" w:lineRule="auto"/>
+              <w:spacing w:after="80" w:before="80" w:line="240" w:lineRule="auto"/>
               <w:jc w:val="center"/>
             </w:pPr>
             <w:r>
@@ -2365,7 +2365,7 @@
           </w:tcPr>
           <w:p>
             <w:pPr>
-              <w:spacing w:after="80" w:before="80" w:line="252" w:lineRule="auto"/>
+              <w:spacing w:after="80" w:before="80" w:line="240" w:lineRule="auto"/>
               <w:jc w:val="center"/>
             </w:pPr>
             <w:r>
@@ -2388,7 +2388,7 @@
           </w:tcPr>
           <w:p>
             <w:pPr>
-              <w:spacing w:after="80" w:before="80" w:line="252" w:lineRule="auto"/>
+              <w:spacing w:after="80" w:before="80" w:line="240" w:lineRule="auto"/>
               <w:jc w:val="left"/>
             </w:pPr>
             <w:r>
@@ -2406,7 +2406,7 @@
           </w:tcPr>
           <w:p>
             <w:pPr>
-              <w:spacing w:after="80" w:before="80" w:line="252" w:lineRule="auto"/>
+              <w:spacing w:after="80" w:before="80" w:line="240" w:lineRule="auto"/>
               <w:jc w:val="center"/>
             </w:pPr>
             <w:r>
@@ -2424,7 +2424,7 @@
           </w:tcPr>
           <w:p>
             <w:pPr>
-              <w:spacing w:after="80" w:before="80" w:line="252" w:lineRule="auto"/>
+              <w:spacing w:after="80" w:before="80" w:line="240" w:lineRule="auto"/>
               <w:jc w:val="center"/>
             </w:pPr>
             <w:r>
@@ -2442,7 +2442,7 @@
           </w:tcPr>
           <w:p>
             <w:pPr>
-              <w:spacing w:after="80" w:before="80" w:line="252" w:lineRule="auto"/>
+              <w:spacing w:after="80" w:before="80" w:line="240" w:lineRule="auto"/>
               <w:jc w:val="center"/>
             </w:pPr>
             <w:r>
@@ -2460,7 +2460,7 @@
           </w:tcPr>
           <w:p>
             <w:pPr>
-              <w:spacing w:after="80" w:before="80" w:line="252" w:lineRule="auto"/>
+              <w:spacing w:after="80" w:before="80" w:line="240" w:lineRule="auto"/>
               <w:jc w:val="center"/>
             </w:pPr>
             <w:r>
@@ -2483,7 +2483,7 @@
           </w:tcPr>
           <w:p>
             <w:pPr>
-              <w:spacing w:after="80" w:before="80" w:line="252" w:lineRule="auto"/>
+              <w:spacing w:after="80" w:before="80" w:line="240" w:lineRule="auto"/>
               <w:jc w:val="left"/>
             </w:pPr>
             <w:r>
@@ -2501,7 +2501,7 @@
           </w:tcPr>
           <w:p>
             <w:pPr>
-              <w:spacing w:after="80" w:before="80" w:line="252" w:lineRule="auto"/>
+              <w:spacing w:after="80" w:before="80" w:line="240" w:lineRule="auto"/>
               <w:jc w:val="center"/>
             </w:pPr>
             <w:r>
@@ -2519,7 +2519,7 @@
           </w:tcPr>
           <w:p>
             <w:pPr>
-              <w:spacing w:after="80" w:before="80" w:line="252" w:lineRule="auto"/>
+              <w:spacing w:after="80" w:before="80" w:line="240" w:lineRule="auto"/>
               <w:jc w:val="center"/>
             </w:pPr>
             <w:r>
@@ -2537,7 +2537,7 @@
           </w:tcPr>
           <w:p>
             <w:pPr>
-              <w:spacing w:after="80" w:before="80" w:line="252" w:lineRule="auto"/>
+              <w:spacing w:after="80" w:before="80" w:line="240" w:lineRule="auto"/>
               <w:jc w:val="center"/>
             </w:pPr>
             <w:r>
@@ -2555,7 +2555,7 @@
           </w:tcPr>
           <w:p>
             <w:pPr>
-              <w:spacing w:after="80" w:before="80" w:line="252" w:lineRule="auto"/>
+              <w:spacing w:after="80" w:before="80" w:line="240" w:lineRule="auto"/>
               <w:jc w:val="center"/>
             </w:pPr>
             <w:r>
@@ -2624,7 +2624,7 @@
           </w:tcPr>
           <w:p>
             <w:pPr>
-              <w:spacing w:after="80" w:before="80" w:line="252" w:lineRule="auto"/>
+              <w:spacing w:after="80" w:before="80" w:line="240" w:lineRule="auto"/>
               <w:jc w:val="left"/>
             </w:pPr>
             <w:r>
@@ -2643,7 +2643,7 @@
           </w:tcPr>
           <w:p>
             <w:pPr>
-              <w:spacing w:after="80" w:before="80" w:line="252" w:lineRule="auto"/>
+              <w:spacing w:after="80" w:before="80" w:line="240" w:lineRule="auto"/>
               <w:jc w:val="center"/>
             </w:pPr>
             <w:r>
@@ -2662,7 +2662,7 @@
           </w:tcPr>
           <w:p>
             <w:pPr>
-              <w:spacing w:after="80" w:before="80" w:line="252" w:lineRule="auto"/>
+              <w:spacing w:after="80" w:before="80" w:line="240" w:lineRule="auto"/>
               <w:jc w:val="center"/>
             </w:pPr>
             <w:r>
@@ -2681,7 +2681,7 @@
           </w:tcPr>
           <w:p>
             <w:pPr>
-              <w:spacing w:after="80" w:before="80" w:line="252" w:lineRule="auto"/>
+              <w:spacing w:after="80" w:before="80" w:line="240" w:lineRule="auto"/>
               <w:jc w:val="center"/>
             </w:pPr>
             <w:r>
@@ -2700,7 +2700,7 @@
           </w:tcPr>
           <w:p>
             <w:pPr>
-              <w:spacing w:after="80" w:before="80" w:line="252" w:lineRule="auto"/>
+              <w:spacing w:after="80" w:before="80" w:line="240" w:lineRule="auto"/>
               <w:jc w:val="center"/>
             </w:pPr>
             <w:r>
@@ -2719,7 +2719,7 @@
           </w:tcPr>
           <w:p>
             <w:pPr>
-              <w:spacing w:after="80" w:before="80" w:line="252" w:lineRule="auto"/>
+              <w:spacing w:after="80" w:before="80" w:line="240" w:lineRule="auto"/>
               <w:jc w:val="center"/>
             </w:pPr>
             <w:r>
@@ -2738,7 +2738,7 @@
           </w:tcPr>
           <w:p>
             <w:pPr>
-              <w:spacing w:after="80" w:before="80" w:line="252" w:lineRule="auto"/>
+              <w:spacing w:after="80" w:before="80" w:line="240" w:lineRule="auto"/>
               <w:jc w:val="center"/>
             </w:pPr>
             <w:r>
@@ -2762,7 +2762,7 @@
           </w:tcPr>
           <w:p>
             <w:pPr>
-              <w:spacing w:after="80" w:before="80" w:line="252" w:lineRule="auto"/>
+              <w:spacing w:after="80" w:before="80" w:line="240" w:lineRule="auto"/>
               <w:jc w:val="left"/>
             </w:pPr>
             <w:r>
@@ -2780,7 +2780,7 @@
           </w:tcPr>
           <w:p>
             <w:pPr>
-              <w:spacing w:after="80" w:before="80" w:line="252" w:lineRule="auto"/>
+              <w:spacing w:after="80" w:before="80" w:line="240" w:lineRule="auto"/>
               <w:jc w:val="center"/>
             </w:pPr>
             <w:r>
@@ -2798,7 +2798,7 @@
           </w:tcPr>
           <w:p>
             <w:pPr>
-              <w:spacing w:after="80" w:before="80" w:line="252" w:lineRule="auto"/>
+              <w:spacing w:after="80" w:before="80" w:line="240" w:lineRule="auto"/>
               <w:jc w:val="center"/>
             </w:pPr>
             <w:r>
@@ -2816,7 +2816,7 @@
           </w:tcPr>
           <w:p>
             <w:pPr>
-              <w:spacing w:after="80" w:before="80" w:line="252" w:lineRule="auto"/>
+              <w:spacing w:after="80" w:before="80" w:line="240" w:lineRule="auto"/>
               <w:jc w:val="center"/>
             </w:pPr>
             <w:r>
@@ -2834,7 +2834,7 @@
           </w:tcPr>
           <w:p>
             <w:pPr>
-              <w:spacing w:after="80" w:before="80" w:line="252" w:lineRule="auto"/>
+              <w:spacing w:after="80" w:before="80" w:line="240" w:lineRule="auto"/>
               <w:jc w:val="center"/>
             </w:pPr>
             <w:r>
@@ -2852,7 +2852,7 @@
           </w:tcPr>
           <w:p>
             <w:pPr>
-              <w:spacing w:after="80" w:before="80" w:line="252" w:lineRule="auto"/>
+              <w:spacing w:after="80" w:before="80" w:line="240" w:lineRule="auto"/>
               <w:jc w:val="center"/>
             </w:pPr>
             <w:r>
@@ -2870,7 +2870,7 @@
           </w:tcPr>
           <w:p>
             <w:pPr>
-              <w:spacing w:after="80" w:before="80" w:line="252" w:lineRule="auto"/>
+              <w:spacing w:after="80" w:before="80" w:line="240" w:lineRule="auto"/>
               <w:jc w:val="center"/>
             </w:pPr>
             <w:r>
@@ -2893,7 +2893,7 @@
           </w:tcPr>
           <w:p>
             <w:pPr>
-              <w:spacing w:after="80" w:before="80" w:line="252" w:lineRule="auto"/>
+              <w:spacing w:after="80" w:before="80" w:line="240" w:lineRule="auto"/>
               <w:jc w:val="left"/>
             </w:pPr>
             <w:r>
@@ -2911,7 +2911,7 @@
           </w:tcPr>
           <w:p>
             <w:pPr>
-              <w:spacing w:after="80" w:before="80" w:line="252" w:lineRule="auto"/>
+              <w:spacing w:after="80" w:before="80" w:line="240" w:lineRule="auto"/>
               <w:jc w:val="center"/>
             </w:pPr>
             <w:r>
@@ -2929,7 +2929,7 @@
           </w:tcPr>
           <w:p>
             <w:pPr>
-              <w:spacing w:after="80" w:before="80" w:line="252" w:lineRule="auto"/>
+              <w:spacing w:after="80" w:before="80" w:line="240" w:lineRule="auto"/>
               <w:jc w:val="center"/>
             </w:pPr>
             <w:r>
@@ -2947,7 +2947,7 @@
           </w:tcPr>
           <w:p>
             <w:pPr>
-              <w:spacing w:after="80" w:before="80" w:line="252" w:lineRule="auto"/>
+              <w:spacing w:after="80" w:before="80" w:line="240" w:lineRule="auto"/>
               <w:jc w:val="center"/>
             </w:pPr>
             <w:r>
@@ -2965,7 +2965,7 @@
           </w:tcPr>
           <w:p>
             <w:pPr>
-              <w:spacing w:after="80" w:before="80" w:line="252" w:lineRule="auto"/>
+              <w:spacing w:after="80" w:before="80" w:line="240" w:lineRule="auto"/>
               <w:jc w:val="center"/>
             </w:pPr>
             <w:r>
@@ -2983,7 +2983,7 @@
           </w:tcPr>
           <w:p>
             <w:pPr>
-              <w:spacing w:after="80" w:before="80" w:line="252" w:lineRule="auto"/>
+              <w:spacing w:after="80" w:before="80" w:line="240" w:lineRule="auto"/>
               <w:jc w:val="center"/>
             </w:pPr>
             <w:r>
@@ -3001,7 +3001,7 @@
           </w:tcPr>
           <w:p>
             <w:pPr>
-              <w:spacing w:after="80" w:before="80" w:line="252" w:lineRule="auto"/>
+              <w:spacing w:after="80" w:before="80" w:line="240" w:lineRule="auto"/>
               <w:jc w:val="center"/>
             </w:pPr>
             <w:r>
@@ -3024,7 +3024,7 @@
           </w:tcPr>
           <w:p>
             <w:pPr>
-              <w:spacing w:after="80" w:before="80" w:line="252" w:lineRule="auto"/>
+              <w:spacing w:after="80" w:before="80" w:line="240" w:lineRule="auto"/>
               <w:jc w:val="left"/>
             </w:pPr>
             <w:r>
@@ -3042,7 +3042,7 @@
           </w:tcPr>
           <w:p>
             <w:pPr>
-              <w:spacing w:after="80" w:before="80" w:line="252" w:lineRule="auto"/>
+              <w:spacing w:after="80" w:before="80" w:line="240" w:lineRule="auto"/>
               <w:jc w:val="center"/>
             </w:pPr>
             <w:r>
@@ -3060,7 +3060,7 @@
           </w:tcPr>
           <w:p>
             <w:pPr>
-              <w:spacing w:after="80" w:before="80" w:line="252" w:lineRule="auto"/>
+              <w:spacing w:after="80" w:before="80" w:line="240" w:lineRule="auto"/>
               <w:jc w:val="center"/>
             </w:pPr>
             <w:r>
@@ -3078,7 +3078,7 @@
           </w:tcPr>
           <w:p>
             <w:pPr>
-              <w:spacing w:after="80" w:before="80" w:line="252" w:lineRule="auto"/>
+              <w:spacing w:after="80" w:before="80" w:line="240" w:lineRule="auto"/>
               <w:jc w:val="center"/>
             </w:pPr>
             <w:r>
@@ -3096,7 +3096,7 @@
           </w:tcPr>
           <w:p>
             <w:pPr>
-              <w:spacing w:after="80" w:before="80" w:line="252" w:lineRule="auto"/>
+              <w:spacing w:after="80" w:before="80" w:line="240" w:lineRule="auto"/>
               <w:jc w:val="center"/>
             </w:pPr>
             <w:r>
@@ -3114,7 +3114,7 @@
           </w:tcPr>
           <w:p>
             <w:pPr>
-              <w:spacing w:after="80" w:before="80" w:line="252" w:lineRule="auto"/>
+              <w:spacing w:after="80" w:before="80" w:line="240" w:lineRule="auto"/>
               <w:jc w:val="center"/>
             </w:pPr>
             <w:r>
@@ -3132,7 +3132,7 @@
           </w:tcPr>
           <w:p>
             <w:pPr>
-              <w:spacing w:after="80" w:before="80" w:line="252" w:lineRule="auto"/>
+              <w:spacing w:after="80" w:before="80" w:line="240" w:lineRule="auto"/>
               <w:jc w:val="center"/>
             </w:pPr>
             <w:r>
@@ -3278,7 +3278,7 @@
           </w:tcPr>
           <w:p>
             <w:pPr>
-              <w:spacing w:after="80" w:before="80" w:line="252" w:lineRule="auto"/>
+              <w:spacing w:after="80" w:before="80" w:line="240" w:lineRule="auto"/>
               <w:jc w:val="left"/>
             </w:pPr>
             <w:r>
@@ -3297,7 +3297,7 @@
           </w:tcPr>
           <w:p>
             <w:pPr>
-              <w:spacing w:after="80" w:before="80" w:line="252" w:lineRule="auto"/>
+              <w:spacing w:after="80" w:before="80" w:line="240" w:lineRule="auto"/>
               <w:jc w:val="center"/>
             </w:pPr>
             <w:r>
@@ -3316,7 +3316,7 @@
           </w:tcPr>
           <w:p>
             <w:pPr>
-              <w:spacing w:after="80" w:before="80" w:line="252" w:lineRule="auto"/>
+              <w:spacing w:after="80" w:before="80" w:line="240" w:lineRule="auto"/>
               <w:jc w:val="center"/>
             </w:pPr>
             <w:r>
@@ -3335,7 +3335,7 @@
           </w:tcPr>
           <w:p>
             <w:pPr>
-              <w:spacing w:after="80" w:before="80" w:line="252" w:lineRule="auto"/>
+              <w:spacing w:after="80" w:before="80" w:line="240" w:lineRule="auto"/>
               <w:jc w:val="center"/>
             </w:pPr>
             <w:r>
@@ -3354,7 +3354,7 @@
           </w:tcPr>
           <w:p>
             <w:pPr>
-              <w:spacing w:after="80" w:before="80" w:line="252" w:lineRule="auto"/>
+              <w:spacing w:after="80" w:before="80" w:line="240" w:lineRule="auto"/>
               <w:jc w:val="center"/>
             </w:pPr>
             <w:r>
@@ -3373,7 +3373,7 @@
           </w:tcPr>
           <w:p>
             <w:pPr>
-              <w:spacing w:after="80" w:before="80" w:line="252" w:lineRule="auto"/>
+              <w:spacing w:after="80" w:before="80" w:line="240" w:lineRule="auto"/>
               <w:jc w:val="center"/>
             </w:pPr>
             <w:r>
@@ -3397,7 +3397,7 @@
           </w:tcPr>
           <w:p>
             <w:pPr>
-              <w:spacing w:after="80" w:before="80" w:line="252" w:lineRule="auto"/>
+              <w:spacing w:after="80" w:before="80" w:line="240" w:lineRule="auto"/>
               <w:jc w:val="left"/>
             </w:pPr>
             <w:r>
@@ -3415,7 +3415,7 @@
           </w:tcPr>
           <w:p>
             <w:pPr>
-              <w:spacing w:after="80" w:before="80" w:line="252" w:lineRule="auto"/>
+              <w:spacing w:after="80" w:before="80" w:line="240" w:lineRule="auto"/>
               <w:jc w:val="center"/>
             </w:pPr>
             <w:r>
@@ -3433,7 +3433,7 @@
           </w:tcPr>
           <w:p>
             <w:pPr>
-              <w:spacing w:after="80" w:before="80" w:line="252" w:lineRule="auto"/>
+              <w:spacing w:after="80" w:before="80" w:line="240" w:lineRule="auto"/>
               <w:jc w:val="center"/>
             </w:pPr>
             <w:r>
@@ -3451,7 +3451,7 @@
           </w:tcPr>
           <w:p>
             <w:pPr>
-              <w:spacing w:after="80" w:before="80" w:line="252" w:lineRule="auto"/>
+              <w:spacing w:after="80" w:before="80" w:line="240" w:lineRule="auto"/>
               <w:jc w:val="center"/>
             </w:pPr>
             <w:r>
@@ -3469,7 +3469,7 @@
           </w:tcPr>
           <w:p>
             <w:pPr>
-              <w:spacing w:after="80" w:before="80" w:line="252" w:lineRule="auto"/>
+              <w:spacing w:after="80" w:before="80" w:line="240" w:lineRule="auto"/>
               <w:jc w:val="center"/>
             </w:pPr>
             <w:r>
@@ -3487,7 +3487,7 @@
           </w:tcPr>
           <w:p>
             <w:pPr>
-              <w:spacing w:after="80" w:before="80" w:line="252" w:lineRule="auto"/>
+              <w:spacing w:after="80" w:before="80" w:line="240" w:lineRule="auto"/>
               <w:jc w:val="center"/>
             </w:pPr>
             <w:r>
@@ -3510,7 +3510,7 @@
           </w:tcPr>
           <w:p>
             <w:pPr>
-              <w:spacing w:after="80" w:before="80" w:line="252" w:lineRule="auto"/>
+              <w:spacing w:after="80" w:before="80" w:line="240" w:lineRule="auto"/>
               <w:jc w:val="left"/>
             </w:pPr>
             <w:r>
@@ -3528,7 +3528,7 @@
           </w:tcPr>
           <w:p>
             <w:pPr>
-              <w:spacing w:after="80" w:before="80" w:line="252" w:lineRule="auto"/>
+              <w:spacing w:after="80" w:before="80" w:line="240" w:lineRule="auto"/>
               <w:jc w:val="center"/>
             </w:pPr>
             <w:r>
@@ -3546,7 +3546,7 @@
           </w:tcPr>
           <w:p>
             <w:pPr>
-              <w:spacing w:after="80" w:before="80" w:line="252" w:lineRule="auto"/>
+              <w:spacing w:after="80" w:before="80" w:line="240" w:lineRule="auto"/>
               <w:jc w:val="center"/>
             </w:pPr>
             <w:r>
@@ -3564,7 +3564,7 @@
           </w:tcPr>
           <w:p>
             <w:pPr>
-              <w:spacing w:after="80" w:before="80" w:line="252" w:lineRule="auto"/>
+              <w:spacing w:after="80" w:before="80" w:line="240" w:lineRule="auto"/>
               <w:jc w:val="center"/>
             </w:pPr>
             <w:r>
@@ -3582,7 +3582,7 @@
           </w:tcPr>
           <w:p>
             <w:pPr>
-              <w:spacing w:after="80" w:before="80" w:line="252" w:lineRule="auto"/>
+              <w:spacing w:after="80" w:before="80" w:line="240" w:lineRule="auto"/>
               <w:jc w:val="center"/>
             </w:pPr>
             <w:r>
@@ -3600,7 +3600,7 @@
           </w:tcPr>
           <w:p>
             <w:pPr>
-              <w:spacing w:after="80" w:before="80" w:line="252" w:lineRule="auto"/>
+              <w:spacing w:after="80" w:before="80" w:line="240" w:lineRule="auto"/>
               <w:jc w:val="center"/>
             </w:pPr>
             <w:r>
@@ -3623,7 +3623,7 @@
           </w:tcPr>
           <w:p>
             <w:pPr>
-              <w:spacing w:after="80" w:before="80" w:line="252" w:lineRule="auto"/>
+              <w:spacing w:after="80" w:before="80" w:line="240" w:lineRule="auto"/>
               <w:jc w:val="left"/>
             </w:pPr>
             <w:r>
@@ -3641,7 +3641,7 @@
           </w:tcPr>
           <w:p>
             <w:pPr>
-              <w:spacing w:after="80" w:before="80" w:line="252" w:lineRule="auto"/>
+              <w:spacing w:after="80" w:before="80" w:line="240" w:lineRule="auto"/>
               <w:jc w:val="center"/>
             </w:pPr>
             <w:r>
@@ -3659,7 +3659,7 @@
           </w:tcPr>
           <w:p>
             <w:pPr>
-              <w:spacing w:after="80" w:before="80" w:line="252" w:lineRule="auto"/>
+              <w:spacing w:after="80" w:before="80" w:line="240" w:lineRule="auto"/>
               <w:jc w:val="center"/>
             </w:pPr>
             <w:r>
@@ -3677,7 +3677,7 @@
           </w:tcPr>
           <w:p>
             <w:pPr>
-              <w:spacing w:after="80" w:before="80" w:line="252" w:lineRule="auto"/>
+              <w:spacing w:after="80" w:before="80" w:line="240" w:lineRule="auto"/>
               <w:jc w:val="center"/>
             </w:pPr>
             <w:r>
@@ -3695,7 +3695,7 @@
           </w:tcPr>
           <w:p>
             <w:pPr>
-              <w:spacing w:after="80" w:before="80" w:line="252" w:lineRule="auto"/>
+              <w:spacing w:after="80" w:before="80" w:line="240" w:lineRule="auto"/>
               <w:jc w:val="center"/>
             </w:pPr>
             <w:r>
@@ -3713,7 +3713,7 @@
           </w:tcPr>
           <w:p>
             <w:pPr>
-              <w:spacing w:after="80" w:before="80" w:line="252" w:lineRule="auto"/>
+              <w:spacing w:after="80" w:before="80" w:line="240" w:lineRule="auto"/>
               <w:jc w:val="center"/>
             </w:pPr>
             <w:r>
@@ -3736,7 +3736,7 @@
           </w:tcPr>
           <w:p>
             <w:pPr>
-              <w:spacing w:after="80" w:before="80" w:line="252" w:lineRule="auto"/>
+              <w:spacing w:after="80" w:before="80" w:line="240" w:lineRule="auto"/>
               <w:jc w:val="left"/>
             </w:pPr>
             <w:r>
@@ -3754,7 +3754,7 @@
           </w:tcPr>
           <w:p>
             <w:pPr>
-              <w:spacing w:after="80" w:before="80" w:line="252" w:lineRule="auto"/>
+              <w:spacing w:after="80" w:before="80" w:line="240" w:lineRule="auto"/>
               <w:jc w:val="center"/>
             </w:pPr>
             <w:r>
@@ -3772,7 +3772,7 @@
           </w:tcPr>
           <w:p>
             <w:pPr>
-              <w:spacing w:after="80" w:before="80" w:line="252" w:lineRule="auto"/>
+              <w:spacing w:after="80" w:before="80" w:line="240" w:lineRule="auto"/>
               <w:jc w:val="center"/>
             </w:pPr>
             <w:r>
@@ -3790,7 +3790,7 @@
           </w:tcPr>
           <w:p>
             <w:pPr>
-              <w:spacing w:after="80" w:before="80" w:line="252" w:lineRule="auto"/>
+              <w:spacing w:after="80" w:before="80" w:line="240" w:lineRule="auto"/>
               <w:jc w:val="center"/>
             </w:pPr>
             <w:r>
@@ -3808,7 +3808,7 @@
           </w:tcPr>
           <w:p>
             <w:pPr>
-              <w:spacing w:after="80" w:before="80" w:line="252" w:lineRule="auto"/>
+              <w:spacing w:after="80" w:before="80" w:line="240" w:lineRule="auto"/>
               <w:jc w:val="center"/>
             </w:pPr>
             <w:r>
@@ -3826,7 +3826,7 @@
           </w:tcPr>
           <w:p>
             <w:pPr>
-              <w:spacing w:after="80" w:before="80" w:line="252" w:lineRule="auto"/>
+              <w:spacing w:after="80" w:before="80" w:line="240" w:lineRule="auto"/>
               <w:jc w:val="center"/>
             </w:pPr>
             <w:r>
@@ -4281,7 +4281,7 @@
     <w:rsid w:val="00FC693F"/>
     <w:pPr>
       <w:widowControl/>
-      <w:spacing w:line="240" w:lineRule="auto" w:after="0" w:before="0"/>
+      <w:spacing w:line="480" w:lineRule="auto" w:after="0" w:before="0"/>
     </w:pPr>
     <w:rPr>
       <w:rFonts w:ascii="Times New Roman" w:hAnsi="Times New Roman"/>
@@ -4344,7 +4344,7 @@
     <w:pPr>
       <w:keepNext/>
       <w:keepLines/>
-      <w:spacing w:before="240" w:after="0"/>
+      <w:spacing w:before="240" w:after="0" w:line="480" w:lineRule="auto"/>
       <w:outlineLvl w:val="0"/>
     </w:pPr>
     <w:rPr>
@@ -4368,7 +4368,7 @@
     <w:pPr>
       <w:keepNext/>
       <w:keepLines/>
-      <w:spacing w:before="240" w:after="0"/>
+      <w:spacing w:before="240" w:after="0" w:line="480" w:lineRule="auto"/>
       <w:outlineLvl w:val="1"/>
     </w:pPr>
     <w:rPr>
@@ -4634,7 +4634,7 @@
       <w:pBdr>
         <w:bottom w:val="single" w:sz="8" w:space="4" w:color="4F81BD" w:themeColor="accent1"/>
       </w:pBdr>
-      <w:spacing w:after="0" w:line="240" w:lineRule="auto" w:before="240"/>
+      <w:spacing w:after="0" w:line="480" w:lineRule="auto" w:before="240"/>
       <w:contextualSpacing/>
     </w:pPr>
     <w:rPr>
@@ -5078,7 +5078,7 @@
     <w:qFormat/>
     <w:rsid w:val="00FC693F"/>
     <w:pPr>
-      <w:spacing w:line="240" w:lineRule="auto"/>
+      <w:spacing w:line="480" w:lineRule="auto"/>
     </w:pPr>
     <w:rPr>
       <w:rFonts w:ascii="Times New Roman" w:hAnsi="Times New Roman"/>

--- a/paper/SARscope_MolInf_supplement.docx
+++ b/paper/SARscope_MolInf_supplement.docx
@@ -4346,6 +4346,13 @@
       <w:keepLines/>
       <w:spacing w:before="240" w:after="0" w:line="480" w:lineRule="auto"/>
       <w:outlineLvl w:val="0"/>
+      <w:pBdr>
+        <w:top w:val="none" w:sz="0" w:space="0"/>
+        <w:left w:val="none" w:sz="0" w:space="0"/>
+        <w:bottom w:val="none" w:sz="0" w:space="0"/>
+        <w:right w:val="none" w:sz="0" w:space="0"/>
+        <w:between w:val="none" w:sz="0" w:space="0"/>
+      </w:pBdr>
     </w:pPr>
     <w:rPr>
       <w:rFonts w:asciiTheme="majorHAnsi" w:eastAsiaTheme="majorEastAsia" w:hAnsiTheme="majorHAnsi" w:cstheme="majorBidi" w:ascii="Times New Roman" w:hAnsi="Times New Roman"/>
@@ -4370,6 +4377,13 @@
       <w:keepLines/>
       <w:spacing w:before="240" w:after="0" w:line="480" w:lineRule="auto"/>
       <w:outlineLvl w:val="1"/>
+      <w:pBdr>
+        <w:top w:val="none" w:sz="0" w:space="0"/>
+        <w:left w:val="none" w:sz="0" w:space="0"/>
+        <w:bottom w:val="none" w:sz="0" w:space="0"/>
+        <w:right w:val="none" w:sz="0" w:space="0"/>
+        <w:between w:val="none" w:sz="0" w:space="0"/>
+      </w:pBdr>
     </w:pPr>
     <w:rPr>
       <w:rFonts w:asciiTheme="majorHAnsi" w:eastAsiaTheme="majorEastAsia" w:hAnsiTheme="majorHAnsi" w:cstheme="majorBidi" w:ascii="Times New Roman" w:hAnsi="Times New Roman"/>
@@ -4630,12 +4644,16 @@
     <w:qFormat/>
     <w:rsid w:val="00FC693F"/>
     <w:pPr>
+      <w:spacing w:after="0" w:line="480" w:lineRule="auto" w:before="240"/>
+      <w:contextualSpacing/>
       <w:keepNext/>
       <w:pBdr>
-        <w:bottom w:val="single" w:sz="8" w:space="4" w:color="4F81BD" w:themeColor="accent1"/>
+        <w:top w:val="none" w:sz="0" w:space="0"/>
+        <w:left w:val="none" w:sz="0" w:space="0"/>
+        <w:bottom w:val="none" w:sz="0" w:space="0"/>
+        <w:right w:val="none" w:sz="0" w:space="0"/>
+        <w:between w:val="none" w:sz="0" w:space="0"/>
       </w:pBdr>
-      <w:spacing w:after="0" w:line="480" w:lineRule="auto" w:before="240"/>
-      <w:contextualSpacing/>
     </w:pPr>
     <w:rPr>
       <w:rFonts w:asciiTheme="majorHAnsi" w:eastAsiaTheme="majorEastAsia" w:hAnsiTheme="majorHAnsi" w:cstheme="majorBidi" w:ascii="Times New Roman" w:hAnsi="Times New Roman"/>
